--- a/docs/business/TGP-BUS-06 Personas and Customer Journeys.docx
+++ b/docs/business/TGP-BUS-06 Personas and Customer Journeys.docx
@@ -401,7 +401,7 @@
                                 <w:bCs/>
                                 <w:color w:val="1D74BA"/>
                               </w:rPr>
-                              <w:t xml:space="preserve">07 October 2026</w:t>
+                              <w:t xml:space="preserve">08 October 2026</w:t>
                             </w:r>
                           </w:p>
                         </w:txbxContent>
@@ -2471,14 +2471,14 @@
     </w:p>
     <w:p>
       <w:pPr>
-        <w:pStyle w:val="TOC1"/>
+        <w:pStyle w:val="TOC2"/>
       </w:pPr>
       <w:hyperlink w:anchor="_Toc300000028" w:history="1">
         <w:r>
           <w:rPr>
             <w:noProof/>
           </w:rPr>
-          <w:t>9.</w:t>
+          <w:t>8.3.</w:t>
         </w:r>
         <w:r>
           <w:rPr>
@@ -2490,7 +2490,7 @@
           <w:rPr>
             <w:noProof/>
           </w:rPr>
-          <w:t xml:space="preserve">Service blueprints</w:t>
+          <w:t xml:space="preserve">Compliance officer answering a data request</w:t>
         </w:r>
         <w:r>
           <w:rPr>
@@ -2538,14 +2538,14 @@
     </w:p>
     <w:p>
       <w:pPr>
-        <w:pStyle w:val="TOC2"/>
+        <w:pStyle w:val="TOC1"/>
       </w:pPr>
       <w:hyperlink w:anchor="_Toc300000029" w:history="1">
         <w:r>
           <w:rPr>
             <w:noProof/>
           </w:rPr>
-          <w:t>9.1.</w:t>
+          <w:t>9.</w:t>
         </w:r>
         <w:r>
           <w:rPr>
@@ -2557,7 +2557,7 @@
           <w:rPr>
             <w:noProof/>
           </w:rPr>
-          <w:t xml:space="preserve">Renewal and conquest</w:t>
+          <w:t xml:space="preserve">Service blueprints</w:t>
         </w:r>
         <w:r>
           <w:rPr>
@@ -2612,7 +2612,7 @@
           <w:rPr>
             <w:noProof/>
           </w:rPr>
-          <w:t>9.2.</w:t>
+          <w:t>9.1.</w:t>
         </w:r>
         <w:r>
           <w:rPr>
@@ -2624,7 +2624,7 @@
           <w:rPr>
             <w:noProof/>
           </w:rPr>
-          <w:t xml:space="preserve">New-vehicle onboarding through a showroom</w:t>
+          <w:t xml:space="preserve">Renewal and conquest</w:t>
         </w:r>
         <w:r>
           <w:rPr>
@@ -2659,7 +2659,7 @@
             <w:noProof/>
             <w:webHidden/>
           </w:rPr>
-          <w:t>18</w:t>
+          <w:t>16</w:t>
         </w:r>
         <w:r>
           <w:rPr>
@@ -2672,14 +2672,14 @@
     </w:p>
     <w:p>
       <w:pPr>
-        <w:pStyle w:val="TOC1"/>
+        <w:pStyle w:val="TOC2"/>
       </w:pPr>
       <w:hyperlink w:anchor="_Toc300000031" w:history="1">
         <w:r>
           <w:rPr>
             <w:noProof/>
           </w:rPr>
-          <w:t>10.</w:t>
+          <w:t>9.2.</w:t>
         </w:r>
         <w:r>
           <w:rPr>
@@ -2691,7 +2691,7 @@
           <w:rPr>
             <w:noProof/>
           </w:rPr>
-          <w:t xml:space="preserve">Pain points and design responses</w:t>
+          <w:t xml:space="preserve">New-vehicle onboarding through a showroom</w:t>
         </w:r>
         <w:r>
           <w:rPr>
@@ -2726,7 +2726,7 @@
             <w:noProof/>
             <w:webHidden/>
           </w:rPr>
-          <w:t>20</w:t>
+          <w:t>19</w:t>
         </w:r>
         <w:r>
           <w:rPr>
@@ -2746,7 +2746,7 @@
           <w:rPr>
             <w:noProof/>
           </w:rPr>
-          <w:t>11.</w:t>
+          <w:t>10.</w:t>
         </w:r>
         <w:r>
           <w:rPr>
@@ -2758,7 +2758,7 @@
           <w:rPr>
             <w:noProof/>
           </w:rPr>
-          <w:t xml:space="preserve">Moments of truth</w:t>
+          <w:t xml:space="preserve">Pain points and design responses</w:t>
         </w:r>
         <w:r>
           <w:rPr>
@@ -2813,6 +2813,73 @@
           <w:rPr>
             <w:noProof/>
           </w:rPr>
+          <w:t>11.</w:t>
+        </w:r>
+        <w:r>
+          <w:rPr>
+            <w:noProof/>
+          </w:rPr>
+          <w:tab/>
+        </w:r>
+        <w:r>
+          <w:rPr>
+            <w:noProof/>
+          </w:rPr>
+          <w:t xml:space="preserve">Moments of truth</w:t>
+        </w:r>
+        <w:r>
+          <w:rPr>
+            <w:noProof/>
+            <w:webHidden/>
+          </w:rPr>
+          <w:tab/>
+        </w:r>
+        <w:r>
+          <w:rPr>
+            <w:noProof/>
+            <w:webHidden/>
+          </w:rPr>
+          <w:fldChar w:fldCharType="begin"/>
+        </w:r>
+        <w:r>
+          <w:rPr>
+            <w:noProof/>
+            <w:webHidden/>
+          </w:rPr>
+          <w:instrText xml:space="preserve"> PAGEREF _Toc300000033 \h </w:instrText>
+        </w:r>
+        <w:r>
+          <w:rPr>
+            <w:noProof/>
+            <w:webHidden/>
+          </w:rPr>
+          <w:fldChar w:fldCharType="separate"/>
+        </w:r>
+        <w:r>
+          <w:rPr>
+            <w:noProof/>
+            <w:webHidden/>
+          </w:rPr>
+          <w:t>23</w:t>
+        </w:r>
+        <w:r>
+          <w:rPr>
+            <w:noProof/>
+            <w:webHidden/>
+          </w:rPr>
+          <w:fldChar w:fldCharType="end"/>
+        </w:r>
+      </w:hyperlink>
+    </w:p>
+    <w:p>
+      <w:pPr>
+        <w:pStyle w:val="TOC1"/>
+      </w:pPr>
+      <w:hyperlink w:anchor="_Toc300000034" w:history="1">
+        <w:r>
+          <w:rPr>
+            <w:noProof/>
+          </w:rPr>
           <w:t>12.</w:t>
         </w:r>
         <w:r>
@@ -2846,7 +2913,7 @@
             <w:noProof/>
             <w:webHidden/>
           </w:rPr>
-          <w:instrText xml:space="preserve"> PAGEREF _Toc300000033 \h </w:instrText>
+          <w:instrText xml:space="preserve"> PAGEREF _Toc300000034 \h </w:instrText>
         </w:r>
         <w:r>
           <w:rPr>
@@ -2860,7 +2927,7 @@
             <w:noProof/>
             <w:webHidden/>
           </w:rPr>
-          <w:t>23</w:t>
+          <w:t>24</w:t>
         </w:r>
         <w:r>
           <w:rPr>
@@ -3186,7 +3253,7 @@
                 <w:sz w:val="16"/>
                 <w:szCs w:val="16"/>
               </w:rPr>
-              <w:t xml:space="preserve">07/10/2026</w:t>
+              <w:t xml:space="preserve">08/10/2026</w:t>
             </w:r>
           </w:p>
         </w:tc>
@@ -3432,8 +3499,8 @@
         <w:tblLook w:val="04A0" w:firstRow="1" w:lastRow="0" w:firstColumn="0" w:lastColumn="0" w:noHBand="0" w:noVBand="1"/>
       </w:tblPr>
       <w:tblGrid>
-        <w:gridCol w:w="1582"/>
-        <w:gridCol w:w="7445"/>
+        <w:gridCol w:w="1578"/>
+        <w:gridCol w:w="7449"/>
       </w:tblGrid>
       <w:tr>
         <w:trPr>
@@ -3443,7 +3510,7 @@
         </w:trPr>
         <w:tc>
           <w:tcPr>
-            <w:tcW w:w="1582" w:type="dxa"/>
+            <w:tcW w:w="1578" w:type="dxa"/>
             <w:shd w:val="clear" w:color="auto" w:fill="0F4761"/>
             <w:vAlign w:val="center"/>
           </w:tcPr>
@@ -3474,7 +3541,7 @@
         </w:tc>
         <w:tc>
           <w:tcPr>
-            <w:tcW w:w="7445" w:type="dxa"/>
+            <w:tcW w:w="7449" w:type="dxa"/>
             <w:shd w:val="clear" w:color="auto" w:fill="0F4761"/>
             <w:vAlign w:val="center"/>
           </w:tcPr>
@@ -3511,7 +3578,7 @@
         </w:trPr>
         <w:tc>
           <w:tcPr>
-            <w:tcW w:w="1582" w:type="dxa"/>
+            <w:tcW w:w="1578" w:type="dxa"/>
             <w:vAlign w:val="top"/>
           </w:tcPr>
           <w:p>
@@ -3531,13 +3598,13 @@
                 <w:sz w:val="16"/>
                 <w:szCs w:val="16"/>
               </w:rPr>
-              <w:t xml:space="preserve">API</w:t>
-            </w:r>
-          </w:p>
-        </w:tc>
-        <w:tc>
-          <w:tcPr>
-            <w:tcW w:w="7445" w:type="dxa"/>
+              <w:t xml:space="preserve">AI</w:t>
+            </w:r>
+          </w:p>
+        </w:tc>
+        <w:tc>
+          <w:tcPr>
+            <w:tcW w:w="7449" w:type="dxa"/>
             <w:vAlign w:val="top"/>
           </w:tcPr>
           <w:p>
@@ -3557,7 +3624,7 @@
                 <w:sz w:val="16"/>
                 <w:szCs w:val="16"/>
               </w:rPr>
-              <w:t xml:space="preserve">Application Programming Interface</w:t>
+              <w:t xml:space="preserve">Artificial intelligence</w:t>
             </w:r>
           </w:p>
         </w:tc>
@@ -3569,7 +3636,7 @@
         </w:trPr>
         <w:tc>
           <w:tcPr>
-            <w:tcW w:w="1582" w:type="dxa"/>
+            <w:tcW w:w="1578" w:type="dxa"/>
             <w:vAlign w:val="top"/>
           </w:tcPr>
           <w:p>
@@ -3589,13 +3656,13 @@
                 <w:sz w:val="16"/>
                 <w:szCs w:val="16"/>
               </w:rPr>
-              <w:t xml:space="preserve">B2B</w:t>
-            </w:r>
-          </w:p>
-        </w:tc>
-        <w:tc>
-          <w:tcPr>
-            <w:tcW w:w="7445" w:type="dxa"/>
+              <w:t xml:space="preserve">API</w:t>
+            </w:r>
+          </w:p>
+        </w:tc>
+        <w:tc>
+          <w:tcPr>
+            <w:tcW w:w="7449" w:type="dxa"/>
             <w:vAlign w:val="top"/>
           </w:tcPr>
           <w:p>
@@ -3615,7 +3682,7 @@
                 <w:sz w:val="16"/>
                 <w:szCs w:val="16"/>
               </w:rPr>
-              <w:t xml:space="preserve">Business to business</w:t>
+              <w:t xml:space="preserve">Application Programming Interface</w:t>
             </w:r>
           </w:p>
         </w:tc>
@@ -3627,7 +3694,7 @@
         </w:trPr>
         <w:tc>
           <w:tcPr>
-            <w:tcW w:w="1582" w:type="dxa"/>
+            <w:tcW w:w="1578" w:type="dxa"/>
             <w:vAlign w:val="top"/>
           </w:tcPr>
           <w:p>
@@ -3647,13 +3714,13 @@
                 <w:sz w:val="16"/>
                 <w:szCs w:val="16"/>
               </w:rPr>
-              <w:t xml:space="preserve">FR</w:t>
-            </w:r>
-          </w:p>
-        </w:tc>
-        <w:tc>
-          <w:tcPr>
-            <w:tcW w:w="7445" w:type="dxa"/>
+              <w:t xml:space="preserve">B2B</w:t>
+            </w:r>
+          </w:p>
+        </w:tc>
+        <w:tc>
+          <w:tcPr>
+            <w:tcW w:w="7449" w:type="dxa"/>
             <w:vAlign w:val="top"/>
           </w:tcPr>
           <w:p>
@@ -3673,7 +3740,7 @@
                 <w:sz w:val="16"/>
                 <w:szCs w:val="16"/>
               </w:rPr>
-              <w:t xml:space="preserve">Functional requirement</w:t>
+              <w:t xml:space="preserve">Business to business</w:t>
             </w:r>
           </w:p>
         </w:tc>
@@ -3685,7 +3752,7 @@
         </w:trPr>
         <w:tc>
           <w:tcPr>
-            <w:tcW w:w="1582" w:type="dxa"/>
+            <w:tcW w:w="1578" w:type="dxa"/>
             <w:vAlign w:val="top"/>
           </w:tcPr>
           <w:p>
@@ -3705,13 +3772,13 @@
                 <w:sz w:val="16"/>
                 <w:szCs w:val="16"/>
               </w:rPr>
-              <w:t xml:space="preserve">ID</w:t>
-            </w:r>
-          </w:p>
-        </w:tc>
-        <w:tc>
-          <w:tcPr>
-            <w:tcW w:w="7445" w:type="dxa"/>
+              <w:t xml:space="preserve">FR</w:t>
+            </w:r>
+          </w:p>
+        </w:tc>
+        <w:tc>
+          <w:tcPr>
+            <w:tcW w:w="7449" w:type="dxa"/>
             <w:vAlign w:val="top"/>
           </w:tcPr>
           <w:p>
@@ -3731,7 +3798,7 @@
                 <w:sz w:val="16"/>
                 <w:szCs w:val="16"/>
               </w:rPr>
-              <w:t xml:space="preserve">Identifier</w:t>
+              <w:t xml:space="preserve">Functional requirement</w:t>
             </w:r>
           </w:p>
         </w:tc>
@@ -3743,7 +3810,7 @@
         </w:trPr>
         <w:tc>
           <w:tcPr>
-            <w:tcW w:w="1582" w:type="dxa"/>
+            <w:tcW w:w="1578" w:type="dxa"/>
             <w:vAlign w:val="top"/>
           </w:tcPr>
           <w:p>
@@ -3763,13 +3830,13 @@
                 <w:sz w:val="16"/>
                 <w:szCs w:val="16"/>
               </w:rPr>
-              <w:t xml:space="preserve">IT</w:t>
-            </w:r>
-          </w:p>
-        </w:tc>
-        <w:tc>
-          <w:tcPr>
-            <w:tcW w:w="7445" w:type="dxa"/>
+              <w:t xml:space="preserve">ID</w:t>
+            </w:r>
+          </w:p>
+        </w:tc>
+        <w:tc>
+          <w:tcPr>
+            <w:tcW w:w="7449" w:type="dxa"/>
             <w:vAlign w:val="top"/>
           </w:tcPr>
           <w:p>
@@ -3789,7 +3856,7 @@
                 <w:sz w:val="16"/>
                 <w:szCs w:val="16"/>
               </w:rPr>
-              <w:t xml:space="preserve">Information technology</w:t>
+              <w:t xml:space="preserve">Identifier</w:t>
             </w:r>
           </w:p>
         </w:tc>
@@ -3801,7 +3868,7 @@
         </w:trPr>
         <w:tc>
           <w:tcPr>
-            <w:tcW w:w="1582" w:type="dxa"/>
+            <w:tcW w:w="1578" w:type="dxa"/>
             <w:vAlign w:val="top"/>
           </w:tcPr>
           <w:p>
@@ -3821,13 +3888,13 @@
                 <w:sz w:val="16"/>
                 <w:szCs w:val="16"/>
               </w:rPr>
-              <w:t xml:space="preserve">KPI</w:t>
-            </w:r>
-          </w:p>
-        </w:tc>
-        <w:tc>
-          <w:tcPr>
-            <w:tcW w:w="7445" w:type="dxa"/>
+              <w:t xml:space="preserve">IT</w:t>
+            </w:r>
+          </w:p>
+        </w:tc>
+        <w:tc>
+          <w:tcPr>
+            <w:tcW w:w="7449" w:type="dxa"/>
             <w:vAlign w:val="top"/>
           </w:tcPr>
           <w:p>
@@ -3847,7 +3914,7 @@
                 <w:sz w:val="16"/>
                 <w:szCs w:val="16"/>
               </w:rPr>
-              <w:t xml:space="preserve">Key performance indicator</w:t>
+              <w:t xml:space="preserve">Information technology</w:t>
             </w:r>
           </w:p>
         </w:tc>
@@ -3859,7 +3926,7 @@
         </w:trPr>
         <w:tc>
           <w:tcPr>
-            <w:tcW w:w="1582" w:type="dxa"/>
+            <w:tcW w:w="1578" w:type="dxa"/>
             <w:vAlign w:val="top"/>
           </w:tcPr>
           <w:p>
@@ -3879,13 +3946,13 @@
                 <w:sz w:val="16"/>
                 <w:szCs w:val="16"/>
               </w:rPr>
-              <w:t xml:space="preserve">MPV</w:t>
-            </w:r>
-          </w:p>
-        </w:tc>
-        <w:tc>
-          <w:tcPr>
-            <w:tcW w:w="7445" w:type="dxa"/>
+              <w:t xml:space="preserve">KPI</w:t>
+            </w:r>
+          </w:p>
+        </w:tc>
+        <w:tc>
+          <w:tcPr>
+            <w:tcW w:w="7449" w:type="dxa"/>
             <w:vAlign w:val="top"/>
           </w:tcPr>
           <w:p>
@@ -3905,7 +3972,7 @@
                 <w:sz w:val="16"/>
                 <w:szCs w:val="16"/>
               </w:rPr>
-              <w:t xml:space="preserve">Multi-purpose vehicle</w:t>
+              <w:t xml:space="preserve">Key performance indicator</w:t>
             </w:r>
           </w:p>
         </w:tc>
@@ -3917,7 +3984,7 @@
         </w:trPr>
         <w:tc>
           <w:tcPr>
-            <w:tcW w:w="1582" w:type="dxa"/>
+            <w:tcW w:w="1578" w:type="dxa"/>
             <w:vAlign w:val="top"/>
           </w:tcPr>
           <w:p>
@@ -3937,13 +4004,13 @@
                 <w:sz w:val="16"/>
                 <w:szCs w:val="16"/>
               </w:rPr>
-              <w:t xml:space="preserve">OTP</w:t>
-            </w:r>
-          </w:p>
-        </w:tc>
-        <w:tc>
-          <w:tcPr>
-            <w:tcW w:w="7445" w:type="dxa"/>
+              <w:t xml:space="preserve">MPV</w:t>
+            </w:r>
+          </w:p>
+        </w:tc>
+        <w:tc>
+          <w:tcPr>
+            <w:tcW w:w="7449" w:type="dxa"/>
             <w:vAlign w:val="top"/>
           </w:tcPr>
           <w:p>
@@ -3963,7 +4030,7 @@
                 <w:sz w:val="16"/>
                 <w:szCs w:val="16"/>
               </w:rPr>
-              <w:t xml:space="preserve">One-time password</w:t>
+              <w:t xml:space="preserve">Multi-purpose vehicle</w:t>
             </w:r>
           </w:p>
         </w:tc>
@@ -3975,7 +4042,7 @@
         </w:trPr>
         <w:tc>
           <w:tcPr>
-            <w:tcW w:w="1582" w:type="dxa"/>
+            <w:tcW w:w="1578" w:type="dxa"/>
             <w:vAlign w:val="top"/>
           </w:tcPr>
           <w:p>
@@ -3995,13 +4062,13 @@
                 <w:sz w:val="16"/>
                 <w:szCs w:val="16"/>
               </w:rPr>
-              <w:t xml:space="preserve">QR</w:t>
-            </w:r>
-          </w:p>
-        </w:tc>
-        <w:tc>
-          <w:tcPr>
-            <w:tcW w:w="7445" w:type="dxa"/>
+              <w:t xml:space="preserve">OTP</w:t>
+            </w:r>
+          </w:p>
+        </w:tc>
+        <w:tc>
+          <w:tcPr>
+            <w:tcW w:w="7449" w:type="dxa"/>
             <w:vAlign w:val="top"/>
           </w:tcPr>
           <w:p>
@@ -4021,7 +4088,7 @@
                 <w:sz w:val="16"/>
                 <w:szCs w:val="16"/>
               </w:rPr>
-              <w:t xml:space="preserve">Quick response (code)</w:t>
+              <w:t xml:space="preserve">One-time password</w:t>
             </w:r>
           </w:p>
         </w:tc>
@@ -4033,7 +4100,7 @@
         </w:trPr>
         <w:tc>
           <w:tcPr>
-            <w:tcW w:w="1582" w:type="dxa"/>
+            <w:tcW w:w="1578" w:type="dxa"/>
             <w:vAlign w:val="top"/>
           </w:tcPr>
           <w:p>
@@ -4053,13 +4120,13 @@
                 <w:sz w:val="16"/>
                 <w:szCs w:val="16"/>
               </w:rPr>
-              <w:t xml:space="preserve">SEG</w:t>
-            </w:r>
-          </w:p>
-        </w:tc>
-        <w:tc>
-          <w:tcPr>
-            <w:tcW w:w="7445" w:type="dxa"/>
+              <w:t xml:space="preserve">QR</w:t>
+            </w:r>
+          </w:p>
+        </w:tc>
+        <w:tc>
+          <w:tcPr>
+            <w:tcW w:w="7449" w:type="dxa"/>
             <w:vAlign w:val="top"/>
           </w:tcPr>
           <w:p>
@@ -4079,7 +4146,7 @@
                 <w:sz w:val="16"/>
                 <w:szCs w:val="16"/>
               </w:rPr>
-              <w:t xml:space="preserve">Growth segment</w:t>
+              <w:t xml:space="preserve">Quick response (code)</w:t>
             </w:r>
           </w:p>
         </w:tc>
@@ -4091,7 +4158,7 @@
         </w:trPr>
         <w:tc>
           <w:tcPr>
-            <w:tcW w:w="1582" w:type="dxa"/>
+            <w:tcW w:w="1578" w:type="dxa"/>
             <w:vAlign w:val="top"/>
           </w:tcPr>
           <w:p>
@@ -4111,13 +4178,13 @@
                 <w:sz w:val="16"/>
                 <w:szCs w:val="16"/>
               </w:rPr>
-              <w:t xml:space="preserve">SMS</w:t>
-            </w:r>
-          </w:p>
-        </w:tc>
-        <w:tc>
-          <w:tcPr>
-            <w:tcW w:w="7445" w:type="dxa"/>
+              <w:t xml:space="preserve">SEG</w:t>
+            </w:r>
+          </w:p>
+        </w:tc>
+        <w:tc>
+          <w:tcPr>
+            <w:tcW w:w="7449" w:type="dxa"/>
             <w:vAlign w:val="top"/>
           </w:tcPr>
           <w:p>
@@ -4137,7 +4204,7 @@
                 <w:sz w:val="16"/>
                 <w:szCs w:val="16"/>
               </w:rPr>
-              <w:t xml:space="preserve">Short message service</w:t>
+              <w:t xml:space="preserve">Growth segment</w:t>
             </w:r>
           </w:p>
         </w:tc>
@@ -4149,7 +4216,7 @@
         </w:trPr>
         <w:tc>
           <w:tcPr>
-            <w:tcW w:w="1582" w:type="dxa"/>
+            <w:tcW w:w="1578" w:type="dxa"/>
             <w:vAlign w:val="top"/>
           </w:tcPr>
           <w:p>
@@ -4169,13 +4236,13 @@
                 <w:sz w:val="16"/>
                 <w:szCs w:val="16"/>
               </w:rPr>
-              <w:t xml:space="preserve">TNDS</w:t>
-            </w:r>
-          </w:p>
-        </w:tc>
-        <w:tc>
-          <w:tcPr>
-            <w:tcW w:w="7445" w:type="dxa"/>
+              <w:t xml:space="preserve">SMS</w:t>
+            </w:r>
+          </w:p>
+        </w:tc>
+        <w:tc>
+          <w:tcPr>
+            <w:tcW w:w="7449" w:type="dxa"/>
             <w:vAlign w:val="top"/>
           </w:tcPr>
           <w:p>
@@ -4195,7 +4262,7 @@
                 <w:sz w:val="16"/>
                 <w:szCs w:val="16"/>
               </w:rPr>
-              <w:t xml:space="preserve">Compulsory motor third-party liability insurance (Bảo hiểm TNDS bắt buộc)</w:t>
+              <w:t xml:space="preserve">Short message service</w:t>
             </w:r>
           </w:p>
         </w:tc>
@@ -4207,7 +4274,7 @@
         </w:trPr>
         <w:tc>
           <w:tcPr>
-            <w:tcW w:w="1582" w:type="dxa"/>
+            <w:tcW w:w="1578" w:type="dxa"/>
             <w:vAlign w:val="top"/>
           </w:tcPr>
           <w:p>
@@ -4227,13 +4294,13 @@
                 <w:sz w:val="16"/>
                 <w:szCs w:val="16"/>
               </w:rPr>
-              <w:t xml:space="preserve">UX</w:t>
-            </w:r>
-          </w:p>
-        </w:tc>
-        <w:tc>
-          <w:tcPr>
-            <w:tcW w:w="7445" w:type="dxa"/>
+              <w:t xml:space="preserve">TNDS</w:t>
+            </w:r>
+          </w:p>
+        </w:tc>
+        <w:tc>
+          <w:tcPr>
+            <w:tcW w:w="7449" w:type="dxa"/>
             <w:vAlign w:val="top"/>
           </w:tcPr>
           <w:p>
@@ -4253,7 +4320,7 @@
                 <w:sz w:val="16"/>
                 <w:szCs w:val="16"/>
               </w:rPr>
-              <w:t xml:space="preserve">User experience</w:t>
+              <w:t xml:space="preserve">Compulsory motor third-party liability insurance (Bảo hiểm TNDS bắt buộc)</w:t>
             </w:r>
           </w:p>
         </w:tc>
@@ -4265,7 +4332,7 @@
         </w:trPr>
         <w:tc>
           <w:tcPr>
-            <w:tcW w:w="1582" w:type="dxa"/>
+            <w:tcW w:w="1578" w:type="dxa"/>
             <w:vAlign w:val="top"/>
           </w:tcPr>
           <w:p>
@@ -4285,13 +4352,71 @@
                 <w:sz w:val="16"/>
                 <w:szCs w:val="16"/>
               </w:rPr>
+              <w:t xml:space="preserve">UX</w:t>
+            </w:r>
+          </w:p>
+        </w:tc>
+        <w:tc>
+          <w:tcPr>
+            <w:tcW w:w="7449" w:type="dxa"/>
+            <w:vAlign w:val="top"/>
+          </w:tcPr>
+          <w:p>
+            <w:pPr>
+              <w:spacing w:before="60"/>
+              <w:rPr>
+                <w:rFonts w:ascii="Segoe UI" w:eastAsia="Arial" w:hAnsi="Segoe UI" w:cs="Segoe UI"/>
+                <w:color w:val="101820"/>
+                <w:sz w:val="16"/>
+                <w:szCs w:val="16"/>
+              </w:rPr>
+            </w:pPr>
+            <w:r>
+              <w:rPr>
+                <w:rFonts w:ascii="Segoe UI" w:eastAsia="Arial" w:hAnsi="Segoe UI" w:cs="Segoe UI"/>
+                <w:color w:val="101820"/>
+                <w:sz w:val="16"/>
+                <w:szCs w:val="16"/>
+              </w:rPr>
+              <w:t xml:space="preserve">User experience</w:t>
+            </w:r>
+          </w:p>
+        </w:tc>
+      </w:tr>
+      <w:tr>
+        <w:trPr>
+          <w:cantSplit/>
+          <w:trHeight w:val="449"/>
+        </w:trPr>
+        <w:tc>
+          <w:tcPr>
+            <w:tcW w:w="1578" w:type="dxa"/>
+            <w:vAlign w:val="top"/>
+          </w:tcPr>
+          <w:p>
+            <w:pPr>
+              <w:spacing w:before="60"/>
+              <w:rPr>
+                <w:rFonts w:ascii="Segoe UI" w:eastAsia="Arial" w:hAnsi="Segoe UI" w:cs="Segoe UI"/>
+                <w:color w:val="101820"/>
+                <w:sz w:val="16"/>
+                <w:szCs w:val="16"/>
+              </w:rPr>
+            </w:pPr>
+            <w:r>
+              <w:rPr>
+                <w:rFonts w:ascii="Segoe UI" w:eastAsia="Arial" w:hAnsi="Segoe UI" w:cs="Segoe UI"/>
+                <w:color w:val="101820"/>
+                <w:sz w:val="16"/>
+                <w:szCs w:val="16"/>
+              </w:rPr>
               <w:t xml:space="preserve">VAT</w:t>
             </w:r>
           </w:p>
         </w:tc>
         <w:tc>
           <w:tcPr>
-            <w:tcW w:w="7445" w:type="dxa"/>
+            <w:tcW w:w="7449" w:type="dxa"/>
             <w:vAlign w:val="top"/>
           </w:tcPr>
           <w:p>
@@ -6792,7 +6917,7 @@
               <w:jc w:val="left"/>
             </w:pPr>
             <w:r>
-              <w:t xml:space="preserve">Ask customer to confirm expiry (if confidence is below 0.5), then a one-tap renew link by app or Zalo</w:t>
+              <w:t xml:space="preserve">Ask customer to confirm expiry (if confidence is below 0.5), then a renewal link by app or Zalo</w:t>
             </w:r>
           </w:p>
         </w:tc>
@@ -7124,7 +7249,7 @@
               <w:jc w:val="left"/>
             </w:pPr>
             <w:r>
-              <w:t xml:space="preserve">AI voice assistant then telesales if hot with call consent; otherwise a one-tap renew link</w:t>
+              <w:t xml:space="preserve">AI voice assistant then telesales if hot with call consent; otherwise a renewal link</w:t>
             </w:r>
           </w:p>
         </w:tc>
@@ -8153,10 +8278,10 @@
         <w:tblLook w:val="04A0" w:firstRow="1" w:lastRow="0" w:firstColumn="0" w:lastColumn="0" w:noHBand="0" w:noVBand="1"/>
       </w:tblPr>
       <w:tblGrid>
-        <w:gridCol w:w="837"/>
-        <w:gridCol w:w="1928"/>
-        <w:gridCol w:w="3192"/>
-        <w:gridCol w:w="3070"/>
+        <w:gridCol w:w="835"/>
+        <w:gridCol w:w="1814"/>
+        <w:gridCol w:w="3206"/>
+        <w:gridCol w:w="3172"/>
       </w:tblGrid>
       <w:tr>
         <w:trPr>
@@ -8165,7 +8290,7 @@
         </w:trPr>
         <w:tc>
           <w:tcPr>
-            <w:tcW w:w="837" w:type="dxa"/>
+            <w:tcW w:w="835" w:type="dxa"/>
             <w:shd w:val="clear" w:color="auto" w:fill="0F4761"/>
             <w:vAlign w:val="center"/>
           </w:tcPr>
@@ -8184,7 +8309,7 @@
         </w:tc>
         <w:tc>
           <w:tcPr>
-            <w:tcW w:w="1928" w:type="dxa"/>
+            <w:tcW w:w="1814" w:type="dxa"/>
             <w:shd w:val="clear" w:color="auto" w:fill="0F4761"/>
             <w:vAlign w:val="center"/>
           </w:tcPr>
@@ -8203,7 +8328,7 @@
         </w:tc>
         <w:tc>
           <w:tcPr>
-            <w:tcW w:w="3192" w:type="dxa"/>
+            <w:tcW w:w="3206" w:type="dxa"/>
             <w:shd w:val="clear" w:color="auto" w:fill="0F4761"/>
             <w:vAlign w:val="center"/>
           </w:tcPr>
@@ -8222,7 +8347,7 @@
         </w:tc>
         <w:tc>
           <w:tcPr>
-            <w:tcW w:w="3070" w:type="dxa"/>
+            <w:tcW w:w="3172" w:type="dxa"/>
             <w:shd w:val="clear" w:color="auto" w:fill="0F4761"/>
             <w:vAlign w:val="center"/>
           </w:tcPr>
@@ -8246,7 +8371,7 @@
         </w:trPr>
         <w:tc>
           <w:tcPr>
-            <w:tcW w:w="837" w:type="dxa"/>
+            <w:tcW w:w="835" w:type="dxa"/>
             <w:noWrap/>
             <w:vAlign w:val="top"/>
           </w:tcPr>
@@ -8262,7 +8387,7 @@
         </w:tc>
         <w:tc>
           <w:tcPr>
-            <w:tcW w:w="1928" w:type="dxa"/>
+            <w:tcW w:w="1814" w:type="dxa"/>
             <w:vAlign w:val="top"/>
           </w:tcPr>
           <w:p>
@@ -8277,7 +8402,7 @@
         </w:tc>
         <w:tc>
           <w:tcPr>
-            <w:tcW w:w="3192" w:type="dxa"/>
+            <w:tcW w:w="3206" w:type="dxa"/>
             <w:vAlign w:val="top"/>
           </w:tcPr>
           <w:p>
@@ -8292,7 +8417,7 @@
         </w:tc>
         <w:tc>
           <w:tcPr>
-            <w:tcW w:w="3070" w:type="dxa"/>
+            <w:tcW w:w="3172" w:type="dxa"/>
             <w:vAlign w:val="top"/>
           </w:tcPr>
           <w:p>
@@ -8312,7 +8437,7 @@
         </w:trPr>
         <w:tc>
           <w:tcPr>
-            <w:tcW w:w="837" w:type="dxa"/>
+            <w:tcW w:w="835" w:type="dxa"/>
             <w:shd w:val="clear" w:color="auto" w:fill="F4F7FB"/>
             <w:noWrap/>
             <w:vAlign w:val="top"/>
@@ -8329,7 +8454,7 @@
         </w:tc>
         <w:tc>
           <w:tcPr>
-            <w:tcW w:w="1928" w:type="dxa"/>
+            <w:tcW w:w="1814" w:type="dxa"/>
             <w:shd w:val="clear" w:color="auto" w:fill="F4F7FB"/>
             <w:vAlign w:val="top"/>
           </w:tcPr>
@@ -8345,7 +8470,7 @@
         </w:tc>
         <w:tc>
           <w:tcPr>
-            <w:tcW w:w="3192" w:type="dxa"/>
+            <w:tcW w:w="3206" w:type="dxa"/>
             <w:shd w:val="clear" w:color="auto" w:fill="F4F7FB"/>
             <w:vAlign w:val="top"/>
           </w:tcPr>
@@ -8361,7 +8486,7 @@
         </w:tc>
         <w:tc>
           <w:tcPr>
-            <w:tcW w:w="3070" w:type="dxa"/>
+            <w:tcW w:w="3172" w:type="dxa"/>
             <w:shd w:val="clear" w:color="auto" w:fill="F4F7FB"/>
             <w:vAlign w:val="top"/>
           </w:tcPr>
@@ -8382,7 +8507,7 @@
         </w:trPr>
         <w:tc>
           <w:tcPr>
-            <w:tcW w:w="837" w:type="dxa"/>
+            <w:tcW w:w="835" w:type="dxa"/>
             <w:noWrap/>
             <w:vAlign w:val="top"/>
           </w:tcPr>
@@ -8398,7 +8523,7 @@
         </w:tc>
         <w:tc>
           <w:tcPr>
-            <w:tcW w:w="1928" w:type="dxa"/>
+            <w:tcW w:w="1814" w:type="dxa"/>
             <w:vAlign w:val="top"/>
           </w:tcPr>
           <w:p>
@@ -8413,7 +8538,7 @@
         </w:tc>
         <w:tc>
           <w:tcPr>
-            <w:tcW w:w="3192" w:type="dxa"/>
+            <w:tcW w:w="3206" w:type="dxa"/>
             <w:vAlign w:val="top"/>
           </w:tcPr>
           <w:p>
@@ -8428,7 +8553,7 @@
         </w:tc>
         <w:tc>
           <w:tcPr>
-            <w:tcW w:w="3070" w:type="dxa"/>
+            <w:tcW w:w="3172" w:type="dxa"/>
             <w:vAlign w:val="top"/>
           </w:tcPr>
           <w:p>
@@ -8448,7 +8573,7 @@
         </w:trPr>
         <w:tc>
           <w:tcPr>
-            <w:tcW w:w="837" w:type="dxa"/>
+            <w:tcW w:w="835" w:type="dxa"/>
             <w:shd w:val="clear" w:color="auto" w:fill="F4F7FB"/>
             <w:noWrap/>
             <w:vAlign w:val="top"/>
@@ -8465,7 +8590,7 @@
         </w:tc>
         <w:tc>
           <w:tcPr>
-            <w:tcW w:w="1928" w:type="dxa"/>
+            <w:tcW w:w="1814" w:type="dxa"/>
             <w:shd w:val="clear" w:color="auto" w:fill="F4F7FB"/>
             <w:vAlign w:val="top"/>
           </w:tcPr>
@@ -8481,7 +8606,7 @@
         </w:tc>
         <w:tc>
           <w:tcPr>
-            <w:tcW w:w="3192" w:type="dxa"/>
+            <w:tcW w:w="3206" w:type="dxa"/>
             <w:shd w:val="clear" w:color="auto" w:fill="F4F7FB"/>
             <w:vAlign w:val="top"/>
           </w:tcPr>
@@ -8497,7 +8622,7 @@
         </w:tc>
         <w:tc>
           <w:tcPr>
-            <w:tcW w:w="3070" w:type="dxa"/>
+            <w:tcW w:w="3172" w:type="dxa"/>
             <w:shd w:val="clear" w:color="auto" w:fill="F4F7FB"/>
             <w:vAlign w:val="top"/>
           </w:tcPr>
@@ -8518,7 +8643,7 @@
         </w:trPr>
         <w:tc>
           <w:tcPr>
-            <w:tcW w:w="837" w:type="dxa"/>
+            <w:tcW w:w="835" w:type="dxa"/>
             <w:noWrap/>
             <w:vAlign w:val="top"/>
           </w:tcPr>
@@ -8534,7 +8659,7 @@
         </w:tc>
         <w:tc>
           <w:tcPr>
-            <w:tcW w:w="1928" w:type="dxa"/>
+            <w:tcW w:w="1814" w:type="dxa"/>
             <w:vAlign w:val="top"/>
           </w:tcPr>
           <w:p>
@@ -8549,31 +8674,31 @@
         </w:tc>
         <w:tc>
           <w:tcPr>
-            <w:tcW w:w="3192" w:type="dxa"/>
-            <w:vAlign w:val="top"/>
-          </w:tcPr>
-          <w:p>
-            <w:pPr>
-              <w:pStyle w:val="TableText"/>
-              <w:jc w:val="left"/>
-            </w:pPr>
-            <w:r>
-              <w:t xml:space="preserve">Nothing unlawful reaches a customer</w:t>
-            </w:r>
-          </w:p>
-        </w:tc>
-        <w:tc>
-          <w:tcPr>
-            <w:tcW w:w="3070" w:type="dxa"/>
-            <w:vAlign w:val="top"/>
-          </w:tcPr>
-          <w:p>
-            <w:pPr>
-              <w:pStyle w:val="TableText"/>
-              <w:jc w:val="left"/>
-            </w:pPr>
-            <w:r>
-              <w:t xml:space="preserve">Manual review of wording; opaque automated calls</w:t>
+            <w:tcW w:w="3206" w:type="dxa"/>
+            <w:vAlign w:val="top"/>
+          </w:tcPr>
+          <w:p>
+            <w:pPr>
+              <w:pStyle w:val="TableText"/>
+              <w:jc w:val="left"/>
+            </w:pPr>
+            <w:r>
+              <w:t xml:space="preserve">Nothing unlawful reaches a customer; every data request answered on time</w:t>
+            </w:r>
+          </w:p>
+        </w:tc>
+        <w:tc>
+          <w:tcPr>
+            <w:tcW w:w="3172" w:type="dxa"/>
+            <w:vAlign w:val="top"/>
+          </w:tcPr>
+          <w:p>
+            <w:pPr>
+              <w:pStyle w:val="TableText"/>
+              <w:jc w:val="left"/>
+            </w:pPr>
+            <w:r>
+              <w:t xml:space="preserve">Manual review of wording; opaque automated calls; no single record of data requests</w:t>
             </w:r>
           </w:p>
         </w:tc>
@@ -8584,7 +8709,7 @@
         </w:trPr>
         <w:tc>
           <w:tcPr>
-            <w:tcW w:w="837" w:type="dxa"/>
+            <w:tcW w:w="835" w:type="dxa"/>
             <w:shd w:val="clear" w:color="auto" w:fill="F4F7FB"/>
             <w:noWrap/>
             <w:vAlign w:val="top"/>
@@ -8601,7 +8726,7 @@
         </w:tc>
         <w:tc>
           <w:tcPr>
-            <w:tcW w:w="1928" w:type="dxa"/>
+            <w:tcW w:w="1814" w:type="dxa"/>
             <w:shd w:val="clear" w:color="auto" w:fill="F4F7FB"/>
             <w:vAlign w:val="top"/>
           </w:tcPr>
@@ -8617,7 +8742,7 @@
         </w:tc>
         <w:tc>
           <w:tcPr>
-            <w:tcW w:w="3192" w:type="dxa"/>
+            <w:tcW w:w="3206" w:type="dxa"/>
             <w:shd w:val="clear" w:color="auto" w:fill="F4F7FB"/>
             <w:vAlign w:val="top"/>
           </w:tcPr>
@@ -8633,7 +8758,7 @@
         </w:tc>
         <w:tc>
           <w:tcPr>
-            <w:tcW w:w="3070" w:type="dxa"/>
+            <w:tcW w:w="3172" w:type="dxa"/>
             <w:shd w:val="clear" w:color="auto" w:fill="F4F7FB"/>
             <w:vAlign w:val="top"/>
           </w:tcPr>
@@ -8654,7 +8779,7 @@
         </w:trPr>
         <w:tc>
           <w:tcPr>
-            <w:tcW w:w="837" w:type="dxa"/>
+            <w:tcW w:w="835" w:type="dxa"/>
             <w:noWrap/>
             <w:vAlign w:val="top"/>
           </w:tcPr>
@@ -8670,7 +8795,7 @@
         </w:tc>
         <w:tc>
           <w:tcPr>
-            <w:tcW w:w="1928" w:type="dxa"/>
+            <w:tcW w:w="1814" w:type="dxa"/>
             <w:vAlign w:val="top"/>
           </w:tcPr>
           <w:p>
@@ -8685,7 +8810,7 @@
         </w:tc>
         <w:tc>
           <w:tcPr>
-            <w:tcW w:w="3192" w:type="dxa"/>
+            <w:tcW w:w="3206" w:type="dxa"/>
             <w:vAlign w:val="top"/>
           </w:tcPr>
           <w:p>
@@ -8700,7 +8825,7 @@
         </w:tc>
         <w:tc>
           <w:tcPr>
-            <w:tcW w:w="3070" w:type="dxa"/>
+            <w:tcW w:w="3172" w:type="dxa"/>
             <w:vAlign w:val="top"/>
           </w:tcPr>
           <w:p>
@@ -8720,7 +8845,7 @@
         </w:trPr>
         <w:tc>
           <w:tcPr>
-            <w:tcW w:w="837" w:type="dxa"/>
+            <w:tcW w:w="835" w:type="dxa"/>
             <w:shd w:val="clear" w:color="auto" w:fill="F4F7FB"/>
             <w:noWrap/>
             <w:vAlign w:val="top"/>
@@ -8737,7 +8862,7 @@
         </w:tc>
         <w:tc>
           <w:tcPr>
-            <w:tcW w:w="1928" w:type="dxa"/>
+            <w:tcW w:w="1814" w:type="dxa"/>
             <w:shd w:val="clear" w:color="auto" w:fill="F4F7FB"/>
             <w:vAlign w:val="top"/>
           </w:tcPr>
@@ -8753,7 +8878,7 @@
         </w:tc>
         <w:tc>
           <w:tcPr>
-            <w:tcW w:w="3192" w:type="dxa"/>
+            <w:tcW w:w="3206" w:type="dxa"/>
             <w:shd w:val="clear" w:color="auto" w:fill="F4F7FB"/>
             <w:vAlign w:val="top"/>
           </w:tcPr>
@@ -8769,7 +8894,7 @@
         </w:tc>
         <w:tc>
           <w:tcPr>
-            <w:tcW w:w="3070" w:type="dxa"/>
+            <w:tcW w:w="3172" w:type="dxa"/>
             <w:shd w:val="clear" w:color="auto" w:fill="F4F7FB"/>
             <w:vAlign w:val="top"/>
           </w:tcPr>
@@ -8790,7 +8915,7 @@
         </w:trPr>
         <w:tc>
           <w:tcPr>
-            <w:tcW w:w="837" w:type="dxa"/>
+            <w:tcW w:w="835" w:type="dxa"/>
             <w:noWrap/>
             <w:vAlign w:val="top"/>
           </w:tcPr>
@@ -8806,7 +8931,7 @@
         </w:tc>
         <w:tc>
           <w:tcPr>
-            <w:tcW w:w="1928" w:type="dxa"/>
+            <w:tcW w:w="1814" w:type="dxa"/>
             <w:vAlign w:val="top"/>
           </w:tcPr>
           <w:p>
@@ -8821,7 +8946,7 @@
         </w:tc>
         <w:tc>
           <w:tcPr>
-            <w:tcW w:w="3192" w:type="dxa"/>
+            <w:tcW w:w="3206" w:type="dxa"/>
             <w:vAlign w:val="top"/>
           </w:tcPr>
           <w:p>
@@ -8836,7 +8961,7 @@
         </w:tc>
         <w:tc>
           <w:tcPr>
-            <w:tcW w:w="3070" w:type="dxa"/>
+            <w:tcW w:w="3172" w:type="dxa"/>
             <w:vAlign w:val="top"/>
           </w:tcPr>
           <w:p>
@@ -8856,7 +8981,7 @@
         </w:trPr>
         <w:tc>
           <w:tcPr>
-            <w:tcW w:w="837" w:type="dxa"/>
+            <w:tcW w:w="835" w:type="dxa"/>
             <w:shd w:val="clear" w:color="auto" w:fill="F4F7FB"/>
             <w:noWrap/>
             <w:vAlign w:val="top"/>
@@ -8873,7 +8998,7 @@
         </w:tc>
         <w:tc>
           <w:tcPr>
-            <w:tcW w:w="1928" w:type="dxa"/>
+            <w:tcW w:w="1814" w:type="dxa"/>
             <w:shd w:val="clear" w:color="auto" w:fill="F4F7FB"/>
             <w:vAlign w:val="top"/>
           </w:tcPr>
@@ -8889,7 +9014,7 @@
         </w:tc>
         <w:tc>
           <w:tcPr>
-            <w:tcW w:w="3192" w:type="dxa"/>
+            <w:tcW w:w="3206" w:type="dxa"/>
             <w:shd w:val="clear" w:color="auto" w:fill="F4F7FB"/>
             <w:vAlign w:val="top"/>
           </w:tcPr>
@@ -8905,7 +9030,7 @@
         </w:tc>
         <w:tc>
           <w:tcPr>
-            <w:tcW w:w="3070" w:type="dxa"/>
+            <w:tcW w:w="3172" w:type="dxa"/>
             <w:shd w:val="clear" w:color="auto" w:fill="F4F7FB"/>
             <w:vAlign w:val="top"/>
           </w:tcPr>
@@ -8926,7 +9051,7 @@
         </w:trPr>
         <w:tc>
           <w:tcPr>
-            <w:tcW w:w="837" w:type="dxa"/>
+            <w:tcW w:w="835" w:type="dxa"/>
             <w:noWrap/>
             <w:vAlign w:val="top"/>
           </w:tcPr>
@@ -8942,7 +9067,7 @@
         </w:tc>
         <w:tc>
           <w:tcPr>
-            <w:tcW w:w="1928" w:type="dxa"/>
+            <w:tcW w:w="1814" w:type="dxa"/>
             <w:vAlign w:val="top"/>
           </w:tcPr>
           <w:p>
@@ -8957,7 +9082,7 @@
         </w:tc>
         <w:tc>
           <w:tcPr>
-            <w:tcW w:w="3192" w:type="dxa"/>
+            <w:tcW w:w="3206" w:type="dxa"/>
             <w:vAlign w:val="top"/>
           </w:tcPr>
           <w:p>
@@ -8972,7 +9097,7 @@
         </w:tc>
         <w:tc>
           <w:tcPr>
-            <w:tcW w:w="3070" w:type="dxa"/>
+            <w:tcW w:w="3172" w:type="dxa"/>
             <w:vAlign w:val="top"/>
           </w:tcPr>
           <w:p>
@@ -8992,7 +9117,7 @@
         </w:trPr>
         <w:tc>
           <w:tcPr>
-            <w:tcW w:w="837" w:type="dxa"/>
+            <w:tcW w:w="835" w:type="dxa"/>
             <w:shd w:val="clear" w:color="auto" w:fill="F4F7FB"/>
             <w:noWrap/>
             <w:vAlign w:val="top"/>
@@ -9009,7 +9134,7 @@
         </w:tc>
         <w:tc>
           <w:tcPr>
-            <w:tcW w:w="1928" w:type="dxa"/>
+            <w:tcW w:w="1814" w:type="dxa"/>
             <w:shd w:val="clear" w:color="auto" w:fill="F4F7FB"/>
             <w:vAlign w:val="top"/>
           </w:tcPr>
@@ -9025,7 +9150,7 @@
         </w:tc>
         <w:tc>
           <w:tcPr>
-            <w:tcW w:w="3192" w:type="dxa"/>
+            <w:tcW w:w="3206" w:type="dxa"/>
             <w:shd w:val="clear" w:color="auto" w:fill="F4F7FB"/>
             <w:vAlign w:val="top"/>
           </w:tcPr>
@@ -9041,7 +9166,7 @@
         </w:tc>
         <w:tc>
           <w:tcPr>
-            <w:tcW w:w="3070" w:type="dxa"/>
+            <w:tcW w:w="3172" w:type="dxa"/>
             <w:shd w:val="clear" w:color="auto" w:fill="F4F7FB"/>
             <w:vAlign w:val="top"/>
           </w:tcPr>
@@ -9062,7 +9187,7 @@
         </w:trPr>
         <w:tc>
           <w:tcPr>
-            <w:tcW w:w="837" w:type="dxa"/>
+            <w:tcW w:w="835" w:type="dxa"/>
             <w:noWrap/>
             <w:vAlign w:val="top"/>
           </w:tcPr>
@@ -9078,7 +9203,7 @@
         </w:tc>
         <w:tc>
           <w:tcPr>
-            <w:tcW w:w="1928" w:type="dxa"/>
+            <w:tcW w:w="1814" w:type="dxa"/>
             <w:vAlign w:val="top"/>
           </w:tcPr>
           <w:p>
@@ -9093,7 +9218,7 @@
         </w:tc>
         <w:tc>
           <w:tcPr>
-            <w:tcW w:w="3192" w:type="dxa"/>
+            <w:tcW w:w="3206" w:type="dxa"/>
             <w:vAlign w:val="top"/>
           </w:tcPr>
           <w:p>
@@ -9108,7 +9233,7 @@
         </w:tc>
         <w:tc>
           <w:tcPr>
-            <w:tcW w:w="3070" w:type="dxa"/>
+            <w:tcW w:w="3172" w:type="dxa"/>
             <w:vAlign w:val="top"/>
           </w:tcPr>
           <w:p>
@@ -9156,10 +9281,10 @@
         <w:tblLook w:val="04A0" w:firstRow="1" w:lastRow="0" w:firstColumn="0" w:lastColumn="0" w:noHBand="0" w:noVBand="1"/>
       </w:tblPr>
       <w:tblGrid>
-        <w:gridCol w:w="834"/>
-        <w:gridCol w:w="3660"/>
-        <w:gridCol w:w="1854"/>
-        <w:gridCol w:w="2679"/>
+        <w:gridCol w:w="833"/>
+        <w:gridCol w:w="3629"/>
+        <w:gridCol w:w="1917"/>
+        <w:gridCol w:w="2648"/>
       </w:tblGrid>
       <w:tr>
         <w:trPr>
@@ -9168,7 +9293,7 @@
         </w:trPr>
         <w:tc>
           <w:tcPr>
-            <w:tcW w:w="834" w:type="dxa"/>
+            <w:tcW w:w="833" w:type="dxa"/>
             <w:shd w:val="clear" w:color="auto" w:fill="0F4761"/>
             <w:vAlign w:val="center"/>
           </w:tcPr>
@@ -9187,7 +9312,7 @@
         </w:tc>
         <w:tc>
           <w:tcPr>
-            <w:tcW w:w="3660" w:type="dxa"/>
+            <w:tcW w:w="3629" w:type="dxa"/>
             <w:shd w:val="clear" w:color="auto" w:fill="0F4761"/>
             <w:vAlign w:val="center"/>
           </w:tcPr>
@@ -9206,7 +9331,7 @@
         </w:tc>
         <w:tc>
           <w:tcPr>
-            <w:tcW w:w="1854" w:type="dxa"/>
+            <w:tcW w:w="1917" w:type="dxa"/>
             <w:shd w:val="clear" w:color="auto" w:fill="0F4761"/>
             <w:vAlign w:val="center"/>
           </w:tcPr>
@@ -9225,7 +9350,7 @@
         </w:tc>
         <w:tc>
           <w:tcPr>
-            <w:tcW w:w="2679" w:type="dxa"/>
+            <w:tcW w:w="2648" w:type="dxa"/>
             <w:shd w:val="clear" w:color="auto" w:fill="0F4761"/>
             <w:vAlign w:val="center"/>
           </w:tcPr>
@@ -9249,7 +9374,7 @@
         </w:trPr>
         <w:tc>
           <w:tcPr>
-            <w:tcW w:w="834" w:type="dxa"/>
+            <w:tcW w:w="833" w:type="dxa"/>
             <w:noWrap/>
             <w:vAlign w:val="top"/>
           </w:tcPr>
@@ -9265,7 +9390,7 @@
         </w:tc>
         <w:tc>
           <w:tcPr>
-            <w:tcW w:w="3660" w:type="dxa"/>
+            <w:tcW w:w="3629" w:type="dxa"/>
             <w:vAlign w:val="top"/>
           </w:tcPr>
           <w:p>
@@ -9280,7 +9405,7 @@
         </w:tc>
         <w:tc>
           <w:tcPr>
-            <w:tcW w:w="1854" w:type="dxa"/>
+            <w:tcW w:w="1917" w:type="dxa"/>
             <w:vAlign w:val="top"/>
           </w:tcPr>
           <w:p>
@@ -9295,7 +9420,7 @@
         </w:tc>
         <w:tc>
           <w:tcPr>
-            <w:tcW w:w="2679" w:type="dxa"/>
+            <w:tcW w:w="2648" w:type="dxa"/>
             <w:vAlign w:val="top"/>
           </w:tcPr>
           <w:p>
@@ -9315,7 +9440,7 @@
         </w:trPr>
         <w:tc>
           <w:tcPr>
-            <w:tcW w:w="834" w:type="dxa"/>
+            <w:tcW w:w="833" w:type="dxa"/>
             <w:shd w:val="clear" w:color="auto" w:fill="F4F7FB"/>
             <w:noWrap/>
             <w:vAlign w:val="top"/>
@@ -9332,7 +9457,7 @@
         </w:tc>
         <w:tc>
           <w:tcPr>
-            <w:tcW w:w="3660" w:type="dxa"/>
+            <w:tcW w:w="3629" w:type="dxa"/>
             <w:shd w:val="clear" w:color="auto" w:fill="F4F7FB"/>
             <w:vAlign w:val="top"/>
           </w:tcPr>
@@ -9348,7 +9473,7 @@
         </w:tc>
         <w:tc>
           <w:tcPr>
-            <w:tcW w:w="1854" w:type="dxa"/>
+            <w:tcW w:w="1917" w:type="dxa"/>
             <w:shd w:val="clear" w:color="auto" w:fill="F4F7FB"/>
             <w:vAlign w:val="top"/>
           </w:tcPr>
@@ -9364,7 +9489,7 @@
         </w:tc>
         <w:tc>
           <w:tcPr>
-            <w:tcW w:w="2679" w:type="dxa"/>
+            <w:tcW w:w="2648" w:type="dxa"/>
             <w:shd w:val="clear" w:color="auto" w:fill="F4F7FB"/>
             <w:vAlign w:val="top"/>
           </w:tcPr>
@@ -9385,7 +9510,7 @@
         </w:trPr>
         <w:tc>
           <w:tcPr>
-            <w:tcW w:w="834" w:type="dxa"/>
+            <w:tcW w:w="833" w:type="dxa"/>
             <w:noWrap/>
             <w:vAlign w:val="top"/>
           </w:tcPr>
@@ -9401,7 +9526,7 @@
         </w:tc>
         <w:tc>
           <w:tcPr>
-            <w:tcW w:w="3660" w:type="dxa"/>
+            <w:tcW w:w="3629" w:type="dxa"/>
             <w:vAlign w:val="top"/>
           </w:tcPr>
           <w:p>
@@ -9416,7 +9541,7 @@
         </w:tc>
         <w:tc>
           <w:tcPr>
-            <w:tcW w:w="1854" w:type="dxa"/>
+            <w:tcW w:w="1917" w:type="dxa"/>
             <w:vAlign w:val="top"/>
           </w:tcPr>
           <w:p>
@@ -9431,7 +9556,7 @@
         </w:tc>
         <w:tc>
           <w:tcPr>
-            <w:tcW w:w="2679" w:type="dxa"/>
+            <w:tcW w:w="2648" w:type="dxa"/>
             <w:vAlign w:val="top"/>
           </w:tcPr>
           <w:p>
@@ -9451,7 +9576,7 @@
         </w:trPr>
         <w:tc>
           <w:tcPr>
-            <w:tcW w:w="834" w:type="dxa"/>
+            <w:tcW w:w="833" w:type="dxa"/>
             <w:shd w:val="clear" w:color="auto" w:fill="F4F7FB"/>
             <w:noWrap/>
             <w:vAlign w:val="top"/>
@@ -9468,7 +9593,7 @@
         </w:tc>
         <w:tc>
           <w:tcPr>
-            <w:tcW w:w="3660" w:type="dxa"/>
+            <w:tcW w:w="3629" w:type="dxa"/>
             <w:shd w:val="clear" w:color="auto" w:fill="F4F7FB"/>
             <w:vAlign w:val="top"/>
           </w:tcPr>
@@ -9484,7 +9609,7 @@
         </w:tc>
         <w:tc>
           <w:tcPr>
-            <w:tcW w:w="1854" w:type="dxa"/>
+            <w:tcW w:w="1917" w:type="dxa"/>
             <w:shd w:val="clear" w:color="auto" w:fill="F4F7FB"/>
             <w:vAlign w:val="top"/>
           </w:tcPr>
@@ -9500,7 +9625,7 @@
         </w:tc>
         <w:tc>
           <w:tcPr>
-            <w:tcW w:w="2679" w:type="dxa"/>
+            <w:tcW w:w="2648" w:type="dxa"/>
             <w:shd w:val="clear" w:color="auto" w:fill="F4F7FB"/>
             <w:vAlign w:val="top"/>
           </w:tcPr>
@@ -9521,7 +9646,7 @@
         </w:trPr>
         <w:tc>
           <w:tcPr>
-            <w:tcW w:w="834" w:type="dxa"/>
+            <w:tcW w:w="833" w:type="dxa"/>
             <w:noWrap/>
             <w:vAlign w:val="top"/>
           </w:tcPr>
@@ -9537,46 +9662,46 @@
         </w:tc>
         <w:tc>
           <w:tcPr>
-            <w:tcW w:w="3660" w:type="dxa"/>
-            <w:vAlign w:val="top"/>
-          </w:tcPr>
-          <w:p>
-            <w:pPr>
-              <w:pStyle w:val="TableText"/>
-              <w:jc w:val="left"/>
-            </w:pPr>
-            <w:r>
-              <w:t xml:space="preserve">Four-eyes approval; copy guard; governance KPIs; data-subject requests</w:t>
-            </w:r>
-          </w:p>
-        </w:tc>
-        <w:tc>
-          <w:tcPr>
-            <w:tcW w:w="1854" w:type="dxa"/>
-            <w:vAlign w:val="top"/>
-          </w:tcPr>
-          <w:p>
-            <w:pPr>
-              <w:pStyle w:val="TableText"/>
-              <w:jc w:val="left"/>
-            </w:pPr>
-            <w:r>
-              <w:t xml:space="preserve">Approvals, Audit, governance dashboard</w:t>
-            </w:r>
-          </w:p>
-        </w:tc>
-        <w:tc>
-          <w:tcPr>
-            <w:tcW w:w="2679" w:type="dxa"/>
-            <w:vAlign w:val="top"/>
-          </w:tcPr>
-          <w:p>
-            <w:pPr>
-              <w:pStyle w:val="TableText"/>
-              <w:jc w:val="left"/>
-            </w:pPr>
-            <w:r>
-              <w:t xml:space="preserve">No copy-guard or contact-policy breaches</w:t>
+            <w:tcW w:w="3629" w:type="dxa"/>
+            <w:vAlign w:val="top"/>
+          </w:tcPr>
+          <w:p>
+            <w:pPr>
+              <w:pStyle w:val="TableText"/>
+              <w:jc w:val="left"/>
+            </w:pPr>
+            <w:r>
+              <w:t xml:space="preserve">Four-eyes approval; copy guard; governance KPIs; log data requests, verify identity, export or erase, or refuse with a reason</w:t>
+            </w:r>
+          </w:p>
+        </w:tc>
+        <w:tc>
+          <w:tcPr>
+            <w:tcW w:w="1917" w:type="dxa"/>
+            <w:vAlign w:val="top"/>
+          </w:tcPr>
+          <w:p>
+            <w:pPr>
+              <w:pStyle w:val="TableText"/>
+              <w:jc w:val="left"/>
+            </w:pPr>
+            <w:r>
+              <w:t xml:space="preserve">Approvals, Audit, Data requests, governance dashboard</w:t>
+            </w:r>
+          </w:p>
+        </w:tc>
+        <w:tc>
+          <w:tcPr>
+            <w:tcW w:w="2648" w:type="dxa"/>
+            <w:vAlign w:val="top"/>
+          </w:tcPr>
+          <w:p>
+            <w:pPr>
+              <w:pStyle w:val="TableText"/>
+              <w:jc w:val="left"/>
+            </w:pPr>
+            <w:r>
+              <w:t xml:space="preserve">No copy-guard or contact-policy breaches; no overdue data request</w:t>
             </w:r>
           </w:p>
         </w:tc>
@@ -9587,7 +9712,7 @@
         </w:trPr>
         <w:tc>
           <w:tcPr>
-            <w:tcW w:w="834" w:type="dxa"/>
+            <w:tcW w:w="833" w:type="dxa"/>
             <w:shd w:val="clear" w:color="auto" w:fill="F4F7FB"/>
             <w:noWrap/>
             <w:vAlign w:val="top"/>
@@ -9604,7 +9729,7 @@
         </w:tc>
         <w:tc>
           <w:tcPr>
-            <w:tcW w:w="3660" w:type="dxa"/>
+            <w:tcW w:w="3629" w:type="dxa"/>
             <w:shd w:val="clear" w:color="auto" w:fill="F4F7FB"/>
             <w:vAlign w:val="top"/>
           </w:tcPr>
@@ -9620,7 +9745,7 @@
         </w:tc>
         <w:tc>
           <w:tcPr>
-            <w:tcW w:w="1854" w:type="dxa"/>
+            <w:tcW w:w="1917" w:type="dxa"/>
             <w:shd w:val="clear" w:color="auto" w:fill="F4F7FB"/>
             <w:vAlign w:val="top"/>
           </w:tcPr>
@@ -9636,7 +9761,7 @@
         </w:tc>
         <w:tc>
           <w:tcPr>
-            <w:tcW w:w="2679" w:type="dxa"/>
+            <w:tcW w:w="2648" w:type="dxa"/>
             <w:shd w:val="clear" w:color="auto" w:fill="F4F7FB"/>
             <w:vAlign w:val="top"/>
           </w:tcPr>
@@ -9657,7 +9782,7 @@
         </w:trPr>
         <w:tc>
           <w:tcPr>
-            <w:tcW w:w="834" w:type="dxa"/>
+            <w:tcW w:w="833" w:type="dxa"/>
             <w:noWrap/>
             <w:vAlign w:val="top"/>
           </w:tcPr>
@@ -9673,7 +9798,7 @@
         </w:tc>
         <w:tc>
           <w:tcPr>
-            <w:tcW w:w="3660" w:type="dxa"/>
+            <w:tcW w:w="3629" w:type="dxa"/>
             <w:vAlign w:val="top"/>
           </w:tcPr>
           <w:p>
@@ -9688,7 +9813,7 @@
         </w:tc>
         <w:tc>
           <w:tcPr>
-            <w:tcW w:w="1854" w:type="dxa"/>
+            <w:tcW w:w="1917" w:type="dxa"/>
             <w:vAlign w:val="top"/>
           </w:tcPr>
           <w:p>
@@ -9703,7 +9828,7 @@
         </w:tc>
         <w:tc>
           <w:tcPr>
-            <w:tcW w:w="2679" w:type="dxa"/>
+            <w:tcW w:w="2648" w:type="dxa"/>
             <w:vAlign w:val="top"/>
           </w:tcPr>
           <w:p>
@@ -9723,7 +9848,7 @@
         </w:trPr>
         <w:tc>
           <w:tcPr>
-            <w:tcW w:w="834" w:type="dxa"/>
+            <w:tcW w:w="833" w:type="dxa"/>
             <w:shd w:val="clear" w:color="auto" w:fill="F4F7FB"/>
             <w:noWrap/>
             <w:vAlign w:val="top"/>
@@ -9740,7 +9865,7 @@
         </w:tc>
         <w:tc>
           <w:tcPr>
-            <w:tcW w:w="3660" w:type="dxa"/>
+            <w:tcW w:w="3629" w:type="dxa"/>
             <w:shd w:val="clear" w:color="auto" w:fill="F4F7FB"/>
             <w:vAlign w:val="top"/>
           </w:tcPr>
@@ -9756,7 +9881,7 @@
         </w:tc>
         <w:tc>
           <w:tcPr>
-            <w:tcW w:w="1854" w:type="dxa"/>
+            <w:tcW w:w="1917" w:type="dxa"/>
             <w:shd w:val="clear" w:color="auto" w:fill="F4F7FB"/>
             <w:vAlign w:val="top"/>
           </w:tcPr>
@@ -9772,7 +9897,7 @@
         </w:tc>
         <w:tc>
           <w:tcPr>
-            <w:tcW w:w="2679" w:type="dxa"/>
+            <w:tcW w:w="2648" w:type="dxa"/>
             <w:shd w:val="clear" w:color="auto" w:fill="F4F7FB"/>
             <w:vAlign w:val="top"/>
           </w:tcPr>
@@ -9793,7 +9918,7 @@
         </w:trPr>
         <w:tc>
           <w:tcPr>
-            <w:tcW w:w="834" w:type="dxa"/>
+            <w:tcW w:w="833" w:type="dxa"/>
             <w:noWrap/>
             <w:vAlign w:val="top"/>
           </w:tcPr>
@@ -9809,7 +9934,7 @@
         </w:tc>
         <w:tc>
           <w:tcPr>
-            <w:tcW w:w="3660" w:type="dxa"/>
+            <w:tcW w:w="3629" w:type="dxa"/>
             <w:vAlign w:val="top"/>
           </w:tcPr>
           <w:p>
@@ -9824,7 +9949,7 @@
         </w:tc>
         <w:tc>
           <w:tcPr>
-            <w:tcW w:w="1854" w:type="dxa"/>
+            <w:tcW w:w="1917" w:type="dxa"/>
             <w:vAlign w:val="top"/>
           </w:tcPr>
           <w:p>
@@ -9839,7 +9964,7 @@
         </w:tc>
         <w:tc>
           <w:tcPr>
-            <w:tcW w:w="2679" w:type="dxa"/>
+            <w:tcW w:w="2648" w:type="dxa"/>
             <w:vAlign w:val="top"/>
           </w:tcPr>
           <w:p>
@@ -9859,7 +9984,7 @@
         </w:trPr>
         <w:tc>
           <w:tcPr>
-            <w:tcW w:w="834" w:type="dxa"/>
+            <w:tcW w:w="833" w:type="dxa"/>
             <w:shd w:val="clear" w:color="auto" w:fill="F4F7FB"/>
             <w:noWrap/>
             <w:vAlign w:val="top"/>
@@ -9876,7 +10001,7 @@
         </w:tc>
         <w:tc>
           <w:tcPr>
-            <w:tcW w:w="3660" w:type="dxa"/>
+            <w:tcW w:w="3629" w:type="dxa"/>
             <w:shd w:val="clear" w:color="auto" w:fill="F4F7FB"/>
             <w:vAlign w:val="top"/>
           </w:tcPr>
@@ -9892,7 +10017,7 @@
         </w:tc>
         <w:tc>
           <w:tcPr>
-            <w:tcW w:w="1854" w:type="dxa"/>
+            <w:tcW w:w="1917" w:type="dxa"/>
             <w:shd w:val="clear" w:color="auto" w:fill="F4F7FB"/>
             <w:vAlign w:val="top"/>
           </w:tcPr>
@@ -9908,7 +10033,7 @@
         </w:tc>
         <w:tc>
           <w:tcPr>
-            <w:tcW w:w="2679" w:type="dxa"/>
+            <w:tcW w:w="2648" w:type="dxa"/>
             <w:shd w:val="clear" w:color="auto" w:fill="F4F7FB"/>
             <w:vAlign w:val="top"/>
           </w:tcPr>
@@ -9929,7 +10054,7 @@
         </w:trPr>
         <w:tc>
           <w:tcPr>
-            <w:tcW w:w="834" w:type="dxa"/>
+            <w:tcW w:w="833" w:type="dxa"/>
             <w:noWrap/>
             <w:vAlign w:val="top"/>
           </w:tcPr>
@@ -9945,7 +10070,7 @@
         </w:tc>
         <w:tc>
           <w:tcPr>
-            <w:tcW w:w="3660" w:type="dxa"/>
+            <w:tcW w:w="3629" w:type="dxa"/>
             <w:vAlign w:val="top"/>
           </w:tcPr>
           <w:p>
@@ -9960,7 +10085,7 @@
         </w:tc>
         <w:tc>
           <w:tcPr>
-            <w:tcW w:w="1854" w:type="dxa"/>
+            <w:tcW w:w="1917" w:type="dxa"/>
             <w:vAlign w:val="top"/>
           </w:tcPr>
           <w:p>
@@ -9975,7 +10100,7 @@
         </w:tc>
         <w:tc>
           <w:tcPr>
-            <w:tcW w:w="2679" w:type="dxa"/>
+            <w:tcW w:w="2648" w:type="dxa"/>
             <w:vAlign w:val="top"/>
           </w:tcPr>
           <w:p>
@@ -9995,7 +10120,7 @@
         </w:trPr>
         <w:tc>
           <w:tcPr>
-            <w:tcW w:w="834" w:type="dxa"/>
+            <w:tcW w:w="833" w:type="dxa"/>
             <w:shd w:val="clear" w:color="auto" w:fill="F4F7FB"/>
             <w:noWrap/>
             <w:vAlign w:val="top"/>
@@ -10012,7 +10137,7 @@
         </w:tc>
         <w:tc>
           <w:tcPr>
-            <w:tcW w:w="3660" w:type="dxa"/>
+            <w:tcW w:w="3629" w:type="dxa"/>
             <w:shd w:val="clear" w:color="auto" w:fill="F4F7FB"/>
             <w:vAlign w:val="top"/>
           </w:tcPr>
@@ -10028,7 +10153,7 @@
         </w:tc>
         <w:tc>
           <w:tcPr>
-            <w:tcW w:w="1854" w:type="dxa"/>
+            <w:tcW w:w="1917" w:type="dxa"/>
             <w:shd w:val="clear" w:color="auto" w:fill="F4F7FB"/>
             <w:vAlign w:val="top"/>
           </w:tcPr>
@@ -10044,7 +10169,7 @@
         </w:tc>
         <w:tc>
           <w:tcPr>
-            <w:tcW w:w="2679" w:type="dxa"/>
+            <w:tcW w:w="2648" w:type="dxa"/>
             <w:shd w:val="clear" w:color="auto" w:fill="F4F7FB"/>
             <w:vAlign w:val="top"/>
           </w:tcPr>
@@ -10065,7 +10190,7 @@
         </w:trPr>
         <w:tc>
           <w:tcPr>
-            <w:tcW w:w="834" w:type="dxa"/>
+            <w:tcW w:w="833" w:type="dxa"/>
             <w:noWrap/>
             <w:vAlign w:val="top"/>
           </w:tcPr>
@@ -10081,7 +10206,7 @@
         </w:tc>
         <w:tc>
           <w:tcPr>
-            <w:tcW w:w="3660" w:type="dxa"/>
+            <w:tcW w:w="3629" w:type="dxa"/>
             <w:vAlign w:val="top"/>
           </w:tcPr>
           <w:p>
@@ -10096,7 +10221,7 @@
         </w:tc>
         <w:tc>
           <w:tcPr>
-            <w:tcW w:w="1854" w:type="dxa"/>
+            <w:tcW w:w="1917" w:type="dxa"/>
             <w:vAlign w:val="top"/>
           </w:tcPr>
           <w:p>
@@ -10111,7 +10236,7 @@
         </w:tc>
         <w:tc>
           <w:tcPr>
-            <w:tcW w:w="2679" w:type="dxa"/>
+            <w:tcW w:w="2648" w:type="dxa"/>
             <w:vAlign w:val="top"/>
           </w:tcPr>
           <w:p>
@@ -10200,7 +10325,7 @@
               <a:graphicData uri="http://schemas.openxmlformats.org/drawingml/2006/picture">
                 <pic:pic>
                   <pic:nvPicPr>
-                    <pic:cNvPr descr="/tmp/claude-0/-home-user-TASCO/19e5534d-12b5-5956-9b60-3e77efde0f49/scratchpad/gen/.cache/mermaid/de6f28fc8237c996.png" id="37" name="Picture"/>
+                    <pic:cNvPr descr="/home/user/TASCO/tools/docs-source/gen/.cache/mermaid/de6f28fc8237c996.png" id="37" name="Picture"/>
                     <pic:cNvPicPr>
                       <a:picLocks noChangeArrowheads="1" noChangeAspect="1"/>
                     </pic:cNvPicPr>
@@ -10263,7 +10388,7 @@
               <a:graphicData uri="http://schemas.openxmlformats.org/drawingml/2006/picture">
                 <pic:pic>
                   <pic:nvPicPr>
-                    <pic:cNvPr descr="/tmp/claude-0/-home-user-TASCO/19e5534d-12b5-5956-9b60-3e77efde0f49/scratchpad/gen/.cache/mermaid/d41ab6f96b900e35.png" id="40" name="Picture"/>
+                    <pic:cNvPr descr="/home/user/TASCO/tools/docs-source/gen/.cache/mermaid/9585d914041ef730.png" id="40" name="Picture"/>
                     <pic:cNvPicPr>
                       <a:picLocks noChangeArrowheads="1" noChangeAspect="1"/>
                     </pic:cNvPicPr>
@@ -10344,12 +10469,12 @@
         <w:tblLook w:val="04A0" w:firstRow="1" w:lastRow="0" w:firstColumn="0" w:lastColumn="0" w:noHBand="0" w:noVBand="1"/>
       </w:tblPr>
       <w:tblGrid>
-        <w:gridCol w:w="1621"/>
-        <w:gridCol w:w="2489"/>
-        <w:gridCol w:w="3217"/>
-        <w:gridCol w:w="1593"/>
-        <w:gridCol w:w="2960"/>
-        <w:gridCol w:w="2079"/>
+        <w:gridCol w:w="1609"/>
+        <w:gridCol w:w="2463"/>
+        <w:gridCol w:w="3156"/>
+        <w:gridCol w:w="1578"/>
+        <w:gridCol w:w="3080"/>
+        <w:gridCol w:w="2073"/>
       </w:tblGrid>
       <w:tr>
         <w:trPr>
@@ -10358,7 +10483,7 @@
         </w:trPr>
         <w:tc>
           <w:tcPr>
-            <w:tcW w:w="1621" w:type="dxa"/>
+            <w:tcW w:w="1609" w:type="dxa"/>
             <w:shd w:val="clear" w:color="auto" w:fill="0F4761"/>
             <w:vAlign w:val="center"/>
           </w:tcPr>
@@ -10377,7 +10502,7 @@
         </w:tc>
         <w:tc>
           <w:tcPr>
-            <w:tcW w:w="2489" w:type="dxa"/>
+            <w:tcW w:w="2463" w:type="dxa"/>
             <w:shd w:val="clear" w:color="auto" w:fill="0F4761"/>
             <w:vAlign w:val="center"/>
           </w:tcPr>
@@ -10396,7 +10521,7 @@
         </w:tc>
         <w:tc>
           <w:tcPr>
-            <w:tcW w:w="3217" w:type="dxa"/>
+            <w:tcW w:w="3156" w:type="dxa"/>
             <w:shd w:val="clear" w:color="auto" w:fill="0F4761"/>
             <w:vAlign w:val="center"/>
           </w:tcPr>
@@ -10415,7 +10540,7 @@
         </w:tc>
         <w:tc>
           <w:tcPr>
-            <w:tcW w:w="1593" w:type="dxa"/>
+            <w:tcW w:w="1578" w:type="dxa"/>
             <w:shd w:val="clear" w:color="auto" w:fill="0F4761"/>
             <w:vAlign w:val="center"/>
           </w:tcPr>
@@ -10434,7 +10559,7 @@
         </w:tc>
         <w:tc>
           <w:tcPr>
-            <w:tcW w:w="2960" w:type="dxa"/>
+            <w:tcW w:w="3080" w:type="dxa"/>
             <w:shd w:val="clear" w:color="auto" w:fill="0F4761"/>
             <w:vAlign w:val="center"/>
           </w:tcPr>
@@ -10453,7 +10578,7 @@
         </w:tc>
         <w:tc>
           <w:tcPr>
-            <w:tcW w:w="2079" w:type="dxa"/>
+            <w:tcW w:w="2073" w:type="dxa"/>
             <w:shd w:val="clear" w:color="auto" w:fill="0F4761"/>
             <w:vAlign w:val="center"/>
           </w:tcPr>
@@ -10477,7 +10602,7 @@
         </w:trPr>
         <w:tc>
           <w:tcPr>
-            <w:tcW w:w="1621" w:type="dxa"/>
+            <w:tcW w:w="1609" w:type="dxa"/>
             <w:vAlign w:val="top"/>
           </w:tcPr>
           <w:p>
@@ -10492,7 +10617,7 @@
         </w:tc>
         <w:tc>
           <w:tcPr>
-            <w:tcW w:w="2489" w:type="dxa"/>
+            <w:tcW w:w="2463" w:type="dxa"/>
             <w:vAlign w:val="top"/>
           </w:tcPr>
           <w:p>
@@ -10507,7 +10632,7 @@
         </w:tc>
         <w:tc>
           <w:tcPr>
-            <w:tcW w:w="3217" w:type="dxa"/>
+            <w:tcW w:w="3156" w:type="dxa"/>
             <w:vAlign w:val="top"/>
           </w:tcPr>
           <w:p>
@@ -10540,7 +10665,7 @@
         </w:tc>
         <w:tc>
           <w:tcPr>
-            <w:tcW w:w="1593" w:type="dxa"/>
+            <w:tcW w:w="1578" w:type="dxa"/>
             <w:vAlign w:val="top"/>
           </w:tcPr>
           <w:p>
@@ -10555,7 +10680,7 @@
         </w:tc>
         <w:tc>
           <w:tcPr>
-            <w:tcW w:w="2960" w:type="dxa"/>
+            <w:tcW w:w="3080" w:type="dxa"/>
             <w:vAlign w:val="top"/>
           </w:tcPr>
           <w:p>
@@ -10570,7 +10695,7 @@
         </w:tc>
         <w:tc>
           <w:tcPr>
-            <w:tcW w:w="2079" w:type="dxa"/>
+            <w:tcW w:w="2073" w:type="dxa"/>
             <w:vAlign w:val="top"/>
           </w:tcPr>
           <w:p>
@@ -10590,7 +10715,7 @@
         </w:trPr>
         <w:tc>
           <w:tcPr>
-            <w:tcW w:w="1621" w:type="dxa"/>
+            <w:tcW w:w="1609" w:type="dxa"/>
             <w:shd w:val="clear" w:color="auto" w:fill="F4F7FB"/>
             <w:vAlign w:val="top"/>
           </w:tcPr>
@@ -10606,7 +10731,7 @@
         </w:tc>
         <w:tc>
           <w:tcPr>
-            <w:tcW w:w="2489" w:type="dxa"/>
+            <w:tcW w:w="2463" w:type="dxa"/>
             <w:shd w:val="clear" w:color="auto" w:fill="F4F7FB"/>
             <w:vAlign w:val="top"/>
           </w:tcPr>
@@ -10622,7 +10747,7 @@
         </w:tc>
         <w:tc>
           <w:tcPr>
-            <w:tcW w:w="3217" w:type="dxa"/>
+            <w:tcW w:w="3156" w:type="dxa"/>
             <w:shd w:val="clear" w:color="auto" w:fill="F4F7FB"/>
             <w:vAlign w:val="top"/>
           </w:tcPr>
@@ -10638,7 +10763,7 @@
         </w:tc>
         <w:tc>
           <w:tcPr>
-            <w:tcW w:w="1593" w:type="dxa"/>
+            <w:tcW w:w="1578" w:type="dxa"/>
             <w:shd w:val="clear" w:color="auto" w:fill="F4F7FB"/>
             <w:vAlign w:val="top"/>
           </w:tcPr>
@@ -10654,23 +10779,23 @@
         </w:tc>
         <w:tc>
           <w:tcPr>
-            <w:tcW w:w="2960" w:type="dxa"/>
-            <w:shd w:val="clear" w:color="auto" w:fill="F4F7FB"/>
-            <w:vAlign w:val="top"/>
-          </w:tcPr>
-          <w:p>
-            <w:pPr>
-              <w:pStyle w:val="TableText"/>
-              <w:jc w:val="left"/>
-            </w:pPr>
-            <w:r>
-              <w:t xml:space="preserve">Caps of one a day and three a week; renew in three taps or fewer</w:t>
-            </w:r>
-          </w:p>
-        </w:tc>
-        <w:tc>
-          <w:tcPr>
-            <w:tcW w:w="2079" w:type="dxa"/>
+            <w:tcW w:w="3080" w:type="dxa"/>
+            <w:shd w:val="clear" w:color="auto" w:fill="F4F7FB"/>
+            <w:vAlign w:val="top"/>
+          </w:tcPr>
+          <w:p>
+            <w:pPr>
+              <w:pStyle w:val="TableText"/>
+              <w:jc w:val="left"/>
+            </w:pPr>
+            <w:r>
+              <w:t xml:space="preserve">Caps of one a day and three a week; quick renewal in three steps when he qualifies</w:t>
+            </w:r>
+          </w:p>
+        </w:tc>
+        <w:tc>
+          <w:tcPr>
+            <w:tcW w:w="2073" w:type="dxa"/>
             <w:shd w:val="clear" w:color="auto" w:fill="F4F7FB"/>
             <w:vAlign w:val="top"/>
           </w:tcPr>
@@ -10691,7 +10816,7 @@
         </w:trPr>
         <w:tc>
           <w:tcPr>
-            <w:tcW w:w="1621" w:type="dxa"/>
+            <w:tcW w:w="1609" w:type="dxa"/>
             <w:vAlign w:val="top"/>
           </w:tcPr>
           <w:p>
@@ -10706,7 +10831,7 @@
         </w:tc>
         <w:tc>
           <w:tcPr>
-            <w:tcW w:w="2489" w:type="dxa"/>
+            <w:tcW w:w="2463" w:type="dxa"/>
             <w:vAlign w:val="top"/>
           </w:tcPr>
           <w:p>
@@ -10721,7 +10846,7 @@
         </w:tc>
         <w:tc>
           <w:tcPr>
-            <w:tcW w:w="3217" w:type="dxa"/>
+            <w:tcW w:w="3156" w:type="dxa"/>
             <w:vAlign w:val="top"/>
           </w:tcPr>
           <w:p>
@@ -10742,7 +10867,7 @@
         </w:tc>
         <w:tc>
           <w:tcPr>
-            <w:tcW w:w="1593" w:type="dxa"/>
+            <w:tcW w:w="1578" w:type="dxa"/>
             <w:vAlign w:val="top"/>
           </w:tcPr>
           <w:p>
@@ -10757,7 +10882,7 @@
         </w:tc>
         <w:tc>
           <w:tcPr>
-            <w:tcW w:w="2960" w:type="dxa"/>
+            <w:tcW w:w="3080" w:type="dxa"/>
             <w:vAlign w:val="top"/>
           </w:tcPr>
           <w:p>
@@ -10772,7 +10897,7 @@
         </w:tc>
         <w:tc>
           <w:tcPr>
-            <w:tcW w:w="2079" w:type="dxa"/>
+            <w:tcW w:w="2073" w:type="dxa"/>
             <w:vAlign w:val="top"/>
           </w:tcPr>
           <w:p>
@@ -10792,7 +10917,7 @@
         </w:trPr>
         <w:tc>
           <w:tcPr>
-            <w:tcW w:w="1621" w:type="dxa"/>
+            <w:tcW w:w="1609" w:type="dxa"/>
             <w:shd w:val="clear" w:color="auto" w:fill="F4F7FB"/>
             <w:vAlign w:val="top"/>
           </w:tcPr>
@@ -10808,7 +10933,7 @@
         </w:tc>
         <w:tc>
           <w:tcPr>
-            <w:tcW w:w="2489" w:type="dxa"/>
+            <w:tcW w:w="2463" w:type="dxa"/>
             <w:shd w:val="clear" w:color="auto" w:fill="F4F7FB"/>
             <w:vAlign w:val="top"/>
           </w:tcPr>
@@ -10824,7 +10949,7 @@
         </w:tc>
         <w:tc>
           <w:tcPr>
-            <w:tcW w:w="3217" w:type="dxa"/>
+            <w:tcW w:w="3156" w:type="dxa"/>
             <w:shd w:val="clear" w:color="auto" w:fill="F4F7FB"/>
             <w:vAlign w:val="top"/>
           </w:tcPr>
@@ -10840,7 +10965,7 @@
         </w:tc>
         <w:tc>
           <w:tcPr>
-            <w:tcW w:w="1593" w:type="dxa"/>
+            <w:tcW w:w="1578" w:type="dxa"/>
             <w:shd w:val="clear" w:color="auto" w:fill="F4F7FB"/>
             <w:vAlign w:val="top"/>
           </w:tcPr>
@@ -10856,7 +10981,7 @@
         </w:tc>
         <w:tc>
           <w:tcPr>
-            <w:tcW w:w="2960" w:type="dxa"/>
+            <w:tcW w:w="3080" w:type="dxa"/>
             <w:shd w:val="clear" w:color="auto" w:fill="F4F7FB"/>
             <w:vAlign w:val="top"/>
           </w:tcPr>
@@ -10872,7 +10997,7 @@
         </w:tc>
         <w:tc>
           <w:tcPr>
-            <w:tcW w:w="2079" w:type="dxa"/>
+            <w:tcW w:w="2073" w:type="dxa"/>
             <w:shd w:val="clear" w:color="auto" w:fill="F4F7FB"/>
             <w:vAlign w:val="top"/>
           </w:tcPr>
@@ -10893,7 +11018,7 @@
         </w:trPr>
         <w:tc>
           <w:tcPr>
-            <w:tcW w:w="1621" w:type="dxa"/>
+            <w:tcW w:w="1609" w:type="dxa"/>
             <w:vAlign w:val="top"/>
           </w:tcPr>
           <w:p>
@@ -10908,7 +11033,7 @@
         </w:tc>
         <w:tc>
           <w:tcPr>
-            <w:tcW w:w="2489" w:type="dxa"/>
+            <w:tcW w:w="2463" w:type="dxa"/>
             <w:vAlign w:val="top"/>
           </w:tcPr>
           <w:p>
@@ -10923,7 +11048,7 @@
         </w:tc>
         <w:tc>
           <w:tcPr>
-            <w:tcW w:w="3217" w:type="dxa"/>
+            <w:tcW w:w="3156" w:type="dxa"/>
             <w:vAlign w:val="top"/>
           </w:tcPr>
           <w:p>
@@ -10938,7 +11063,7 @@
         </w:tc>
         <w:tc>
           <w:tcPr>
-            <w:tcW w:w="1593" w:type="dxa"/>
+            <w:tcW w:w="1578" w:type="dxa"/>
             <w:vAlign w:val="top"/>
           </w:tcPr>
           <w:p>
@@ -10953,7 +11078,7 @@
         </w:tc>
         <w:tc>
           <w:tcPr>
-            <w:tcW w:w="2960" w:type="dxa"/>
+            <w:tcW w:w="3080" w:type="dxa"/>
             <w:vAlign w:val="top"/>
           </w:tcPr>
           <w:p>
@@ -10968,7 +11093,7 @@
         </w:tc>
         <w:tc>
           <w:tcPr>
-            <w:tcW w:w="2079" w:type="dxa"/>
+            <w:tcW w:w="2073" w:type="dxa"/>
             <w:vAlign w:val="top"/>
           </w:tcPr>
           <w:p>
@@ -10988,7 +11113,7 @@
         </w:trPr>
         <w:tc>
           <w:tcPr>
-            <w:tcW w:w="1621" w:type="dxa"/>
+            <w:tcW w:w="1609" w:type="dxa"/>
             <w:shd w:val="clear" w:color="auto" w:fill="F4F7FB"/>
             <w:vAlign w:val="top"/>
           </w:tcPr>
@@ -11004,7 +11129,7 @@
         </w:tc>
         <w:tc>
           <w:tcPr>
-            <w:tcW w:w="2489" w:type="dxa"/>
+            <w:tcW w:w="2463" w:type="dxa"/>
             <w:shd w:val="clear" w:color="auto" w:fill="F4F7FB"/>
             <w:vAlign w:val="top"/>
           </w:tcPr>
@@ -11020,7 +11145,7 @@
         </w:tc>
         <w:tc>
           <w:tcPr>
-            <w:tcW w:w="3217" w:type="dxa"/>
+            <w:tcW w:w="3156" w:type="dxa"/>
             <w:shd w:val="clear" w:color="auto" w:fill="F4F7FB"/>
             <w:vAlign w:val="top"/>
           </w:tcPr>
@@ -11036,7 +11161,7 @@
         </w:tc>
         <w:tc>
           <w:tcPr>
-            <w:tcW w:w="1593" w:type="dxa"/>
+            <w:tcW w:w="1578" w:type="dxa"/>
             <w:shd w:val="clear" w:color="auto" w:fill="F4F7FB"/>
             <w:vAlign w:val="top"/>
           </w:tcPr>
@@ -11052,7 +11177,7 @@
         </w:tc>
         <w:tc>
           <w:tcPr>
-            <w:tcW w:w="2960" w:type="dxa"/>
+            <w:tcW w:w="3080" w:type="dxa"/>
             <w:shd w:val="clear" w:color="auto" w:fill="F4F7FB"/>
             <w:vAlign w:val="top"/>
           </w:tcPr>
@@ -11068,7 +11193,7 @@
         </w:tc>
         <w:tc>
           <w:tcPr>
-            <w:tcW w:w="2079" w:type="dxa"/>
+            <w:tcW w:w="2073" w:type="dxa"/>
             <w:shd w:val="clear" w:color="auto" w:fill="F4F7FB"/>
             <w:vAlign w:val="top"/>
           </w:tcPr>
@@ -11089,7 +11214,7 @@
         </w:trPr>
         <w:tc>
           <w:tcPr>
-            <w:tcW w:w="1621" w:type="dxa"/>
+            <w:tcW w:w="1609" w:type="dxa"/>
             <w:vAlign w:val="top"/>
           </w:tcPr>
           <w:p>
@@ -11104,7 +11229,7 @@
         </w:tc>
         <w:tc>
           <w:tcPr>
-            <w:tcW w:w="2489" w:type="dxa"/>
+            <w:tcW w:w="2463" w:type="dxa"/>
             <w:vAlign w:val="top"/>
           </w:tcPr>
           <w:p>
@@ -11119,7 +11244,7 @@
         </w:tc>
         <w:tc>
           <w:tcPr>
-            <w:tcW w:w="3217" w:type="dxa"/>
+            <w:tcW w:w="3156" w:type="dxa"/>
             <w:vAlign w:val="top"/>
           </w:tcPr>
           <w:p>
@@ -11134,7 +11259,7 @@
         </w:tc>
         <w:tc>
           <w:tcPr>
-            <w:tcW w:w="1593" w:type="dxa"/>
+            <w:tcW w:w="1578" w:type="dxa"/>
             <w:vAlign w:val="top"/>
           </w:tcPr>
           <w:p>
@@ -11149,7 +11274,7 @@
         </w:tc>
         <w:tc>
           <w:tcPr>
-            <w:tcW w:w="2960" w:type="dxa"/>
+            <w:tcW w:w="3080" w:type="dxa"/>
             <w:vAlign w:val="top"/>
           </w:tcPr>
           <w:p>
@@ -11164,7 +11289,7 @@
         </w:tc>
         <w:tc>
           <w:tcPr>
-            <w:tcW w:w="2079" w:type="dxa"/>
+            <w:tcW w:w="2073" w:type="dxa"/>
             <w:vAlign w:val="top"/>
           </w:tcPr>
           <w:p>
@@ -11202,6 +11327,59 @@
         <w:spacing w:before="160"/>
       </w:pPr>
       <w:r>
+        <w:t xml:space="preserve">Anh Minh is offered quick renewal (</w:t>
+      </w:r>
+      <w:r>
+        <w:t xml:space="preserve">“</w:t>
+      </w:r>
+      <w:r>
+        <w:t xml:space="preserve">Gia hạn nhanh</w:t>
+      </w:r>
+      <w:r>
+        <w:t xml:space="preserve">”</w:t>
+      </w:r>
+      <w:r>
+        <w:t xml:space="preserve">) when nothing needs to change: his vehicle use and seats were confirmed in the last year, the cover is TNDS only and his wallet covers the premium. He opens the link, ticks the declaration and taps</w:t>
+      </w:r>
+      <w:r>
+        <w:t xml:space="preserve"> </w:t>
+      </w:r>
+      <w:r>
+        <w:t xml:space="preserve">“</w:t>
+      </w:r>
+      <w:r>
+        <w:t xml:space="preserve">Xác nhận thanh toán</w:t>
+      </w:r>
+      <w:r>
+        <w:t xml:space="preserve">”</w:t>
+      </w:r>
+      <w:r>
+        <w:t xml:space="preserve">. If he wants to add personal accident cover, or the app needs him to confirm his vehicle first, he uses the full six-step flow, which is always one tap away as</w:t>
+      </w:r>
+      <w:r>
+        <w:t xml:space="preserve"> </w:t>
+      </w:r>
+      <w:r>
+        <w:t xml:space="preserve">“</w:t>
+      </w:r>
+      <w:r>
+        <w:t xml:space="preserve">Tùy chỉnh gói bảo hiểm</w:t>
+      </w:r>
+      <w:r>
+        <w:t xml:space="preserve">”</w:t>
+      </w:r>
+      <w:r>
+        <w:t xml:space="preserve"> </w:t>
+      </w:r>
+      <w:r>
+        <w:t xml:space="preserve">(FR-119).</w:t>
+      </w:r>
+    </w:p>
+    <w:p>
+      <w:pPr>
+        <w:pStyle w:val="BodyText"/>
+      </w:pPr>
+      <w:r>
         <w:t xml:space="preserve">All steps stop as soon as the vehicle has an active TASCO TNDS policy; any touchpoint that falls due afterwards is cancelled with the reason</w:t>
       </w:r>
       <w:r>
@@ -11217,7 +11395,7 @@
         <w:t xml:space="preserve">”</w:t>
       </w:r>
       <w:r>
-        <w:t xml:space="preserve">. The target is renewal in three taps or fewer from the reminder (NFR-035).</w:t>
+        <w:t xml:space="preserve">. The target is a median renewal time of 60 seconds or less (NFR-035).</w:t>
       </w:r>
     </w:p>
     <w:p>
@@ -11300,7 +11478,7 @@
               <a:graphicData uri="http://schemas.openxmlformats.org/drawingml/2006/picture">
                 <pic:pic>
                   <pic:nvPicPr>
-                    <pic:cNvPr descr="/tmp/claude-0/-home-user-TASCO/19e5534d-12b5-5956-9b60-3e77efde0f49/scratchpad/gen/.cache/mermaid/cb297dd5b8f2e646.png" id="45" name="Picture"/>
+                    <pic:cNvPr descr="/home/user/TASCO/tools/docs-source/gen/.cache/mermaid/cb297dd5b8f2e646.png" id="45" name="Picture"/>
                     <pic:cNvPicPr>
                       <a:picLocks noChangeArrowheads="1" noChangeAspect="1"/>
                     </pic:cNvPicPr>
@@ -11363,7 +11541,7 @@
               <a:graphicData uri="http://schemas.openxmlformats.org/drawingml/2006/picture">
                 <pic:pic>
                   <pic:nvPicPr>
-                    <pic:cNvPr descr="/tmp/claude-0/-home-user-TASCO/19e5534d-12b5-5956-9b60-3e77efde0f49/scratchpad/gen/.cache/mermaid/9d6296a300cef5ab.png" id="48" name="Picture"/>
+                    <pic:cNvPr descr="/home/user/TASCO/tools/docs-source/gen/.cache/mermaid/9d6296a300cef5ab.png" id="48" name="Picture"/>
                     <pic:cNvPicPr>
                       <a:picLocks noChangeArrowheads="1" noChangeAspect="1"/>
                     </pic:cNvPicPr>
@@ -11451,7 +11629,7 @@
               <a:graphicData uri="http://schemas.openxmlformats.org/drawingml/2006/picture">
                 <pic:pic>
                   <pic:nvPicPr>
-                    <pic:cNvPr descr="/tmp/claude-0/-home-user-TASCO/19e5534d-12b5-5956-9b60-3e77efde0f49/scratchpad/gen/.cache/mermaid/8744b01f83e2c20e.png" id="52" name="Picture"/>
+                    <pic:cNvPr descr="/home/user/TASCO/tools/docs-source/gen/.cache/mermaid/8744b01f83e2c20e.png" id="52" name="Picture"/>
                     <pic:cNvPicPr>
                       <a:picLocks noChangeArrowheads="1" noChangeAspect="1"/>
                     </pic:cNvPicPr>
@@ -11542,7 +11720,7 @@
               <a:graphicData uri="http://schemas.openxmlformats.org/drawingml/2006/picture">
                 <pic:pic>
                   <pic:nvPicPr>
-                    <pic:cNvPr descr="/tmp/claude-0/-home-user-TASCO/19e5534d-12b5-5956-9b60-3e77efde0f49/scratchpad/gen/.cache/mermaid/1212c93b9710f650.png" id="57" name="Picture"/>
+                    <pic:cNvPr descr="/home/user/TASCO/tools/docs-source/gen/.cache/mermaid/1212c93b9710f650.png" id="57" name="Picture"/>
                     <pic:cNvPicPr>
                       <a:picLocks noChangeArrowheads="1" noChangeAspect="1"/>
                     </pic:cNvPicPr>
@@ -12272,6 +12450,42 @@
     </w:p>
     <w:p>
       <w:pPr>
+        <w:pStyle w:val="Heading2"/>
+      </w:pPr>
+      <w:bookmarkStart w:id="32" w:name="_Toc300000028"/>
+      <w:r>
+        <w:t xml:space="preserve">Compliance officer answering a data request</w:t>
+      </w:r>
+      <w:bookmarkEnd w:id="32"/>
+    </w:p>
+    <w:p>
+      <w:pPr>
+        <w:pStyle w:val="FirstParagraph"/>
+      </w:pPr>
+      <w:r>
+        <w:t xml:space="preserve">A customer writes to TASCO asking for all the data held about her car. The compliance officer logs the request in</w:t>
+      </w:r>
+      <w:r>
+        <w:t xml:space="preserve"> </w:t>
+      </w:r>
+      <w:r>
+        <w:t xml:space="preserve">“</w:t>
+      </w:r>
+      <w:r>
+        <w:t xml:space="preserve">Data requests</w:t>
+      </w:r>
+      <w:r>
+        <w:t xml:space="preserve">”</w:t>
+      </w:r>
+      <w:r>
+        <w:t xml:space="preserve"> </w:t>
+      </w:r>
+      <w:r>
+        <w:t xml:space="preserve">with the channel (letter) and the date received, and the platform sets the due time from the service levels, 72 hours, to be confirmed by TASCO legal. She checks the customer’s identity, records the check, and exports the data file to send back by a secure channel. The request closes as completed, with its timeline in the audit trail. An erasure request is handled the same way, except that the platform refuses it, with the reason recorded, while a policy is still in force. Requests due within 24 hours or overdue appear in her notifications.</w:t>
+      </w:r>
+    </w:p>
+    <w:p>
+      <w:pPr>
         <w:pStyle w:val="Heading1"/>
         <w:numPr>
           <w:ilvl w:val="0"/>
@@ -12291,7 +12505,7 @@
           <w:spacing w:val="0"/>
         </w:rPr>
       </w:pPr>
-      <w:bookmarkStart w:id="32" w:name="_Toc300000028"/>
+      <w:bookmarkStart w:id="33" w:name="_Toc300000029"/>
       <w:r>
         <w:rPr>
           <w:rStyle w:val="BookTitle"/>
@@ -12302,17 +12516,17 @@
         </w:rPr>
         <w:t xml:space="preserve">Service blueprints</w:t>
       </w:r>
-      <w:bookmarkEnd w:id="32"/>
+      <w:bookmarkEnd w:id="33"/>
     </w:p>
     <w:p>
       <w:pPr>
         <w:pStyle w:val="Heading2"/>
       </w:pPr>
-      <w:bookmarkStart w:id="33" w:name="_Toc300000029"/>
+      <w:bookmarkStart w:id="34" w:name="_Toc300000030"/>
       <w:r>
         <w:t xml:space="preserve">Renewal and conquest</w:t>
       </w:r>
-      <w:bookmarkEnd w:id="33"/>
+      <w:bookmarkEnd w:id="34"/>
     </w:p>
     <w:p>
       <w:pPr>
@@ -12336,7 +12550,7 @@
               <a:graphicData uri="http://schemas.openxmlformats.org/drawingml/2006/picture">
                 <pic:pic>
                   <pic:nvPicPr>
-                    <pic:cNvPr descr="/tmp/claude-0/-home-user-TASCO/19e5534d-12b5-5956-9b60-3e77efde0f49/scratchpad/gen/.cache/mermaid/a4d48c5c7b78595e.png" id="65" name="Picture"/>
+                    <pic:cNvPr descr="/home/user/TASCO/tools/docs-source/gen/.cache/mermaid/a4d48c5c7b78595e.png" id="66" name="Picture"/>
                     <pic:cNvPicPr>
                       <a:picLocks noChangeArrowheads="1" noChangeAspect="1"/>
                     </pic:cNvPicPr>
@@ -12391,7 +12605,7 @@
               <a:graphicData uri="http://schemas.openxmlformats.org/drawingml/2006/picture">
                 <pic:pic>
                   <pic:nvPicPr>
-                    <pic:cNvPr descr="/tmp/claude-0/-home-user-TASCO/19e5534d-12b5-5956-9b60-3e77efde0f49/scratchpad/gen/.cache/mermaid/35509dd7ee2afd7a.png" id="68" name="Picture"/>
+                    <pic:cNvPr descr="/home/user/TASCO/tools/docs-source/gen/.cache/mermaid/35509dd7ee2afd7a.png" id="69" name="Picture"/>
                     <pic:cNvPicPr>
                       <a:picLocks noChangeArrowheads="1" noChangeAspect="1"/>
                     </pic:cNvPicPr>
@@ -12455,11 +12669,11 @@
         <w:tblLook w:val="04A0" w:firstRow="1" w:lastRow="0" w:firstColumn="0" w:lastColumn="0" w:noHBand="0" w:noVBand="1"/>
       </w:tblPr>
       <w:tblGrid>
-        <w:gridCol w:w="1515"/>
-        <w:gridCol w:w="1606"/>
-        <w:gridCol w:w="1971"/>
-        <w:gridCol w:w="1712"/>
-        <w:gridCol w:w="2223"/>
+        <w:gridCol w:w="1499"/>
+        <w:gridCol w:w="1704"/>
+        <w:gridCol w:w="1955"/>
+        <w:gridCol w:w="1689"/>
+        <w:gridCol w:w="2180"/>
       </w:tblGrid>
       <w:tr>
         <w:trPr>
@@ -12468,7 +12682,7 @@
         </w:trPr>
         <w:tc>
           <w:tcPr>
-            <w:tcW w:w="1515" w:type="dxa"/>
+            <w:tcW w:w="1499" w:type="dxa"/>
             <w:shd w:val="clear" w:color="auto" w:fill="0F4761"/>
             <w:vAlign w:val="center"/>
           </w:tcPr>
@@ -12487,7 +12701,7 @@
         </w:tc>
         <w:tc>
           <w:tcPr>
-            <w:tcW w:w="1606" w:type="dxa"/>
+            <w:tcW w:w="1704" w:type="dxa"/>
             <w:shd w:val="clear" w:color="auto" w:fill="0F4761"/>
             <w:vAlign w:val="center"/>
           </w:tcPr>
@@ -12506,7 +12720,7 @@
         </w:tc>
         <w:tc>
           <w:tcPr>
-            <w:tcW w:w="1971" w:type="dxa"/>
+            <w:tcW w:w="1955" w:type="dxa"/>
             <w:shd w:val="clear" w:color="auto" w:fill="0F4761"/>
             <w:vAlign w:val="center"/>
           </w:tcPr>
@@ -12525,7 +12739,7 @@
         </w:tc>
         <w:tc>
           <w:tcPr>
-            <w:tcW w:w="1712" w:type="dxa"/>
+            <w:tcW w:w="1689" w:type="dxa"/>
             <w:shd w:val="clear" w:color="auto" w:fill="0F4761"/>
             <w:vAlign w:val="center"/>
           </w:tcPr>
@@ -12544,7 +12758,7 @@
         </w:tc>
         <w:tc>
           <w:tcPr>
-            <w:tcW w:w="2223" w:type="dxa"/>
+            <w:tcW w:w="2180" w:type="dxa"/>
             <w:shd w:val="clear" w:color="auto" w:fill="0F4761"/>
             <w:vAlign w:val="center"/>
           </w:tcPr>
@@ -12568,7 +12782,7 @@
         </w:trPr>
         <w:tc>
           <w:tcPr>
-            <w:tcW w:w="1515" w:type="dxa"/>
+            <w:tcW w:w="1499" w:type="dxa"/>
             <w:vAlign w:val="top"/>
           </w:tcPr>
           <w:p>
@@ -12583,7 +12797,7 @@
         </w:tc>
         <w:tc>
           <w:tcPr>
-            <w:tcW w:w="1606" w:type="dxa"/>
+            <w:tcW w:w="1704" w:type="dxa"/>
             <w:vAlign w:val="top"/>
           </w:tcPr>
           <w:p>
@@ -12598,7 +12812,7 @@
         </w:tc>
         <w:tc>
           <w:tcPr>
-            <w:tcW w:w="1971" w:type="dxa"/>
+            <w:tcW w:w="1955" w:type="dxa"/>
             <w:vAlign w:val="top"/>
           </w:tcPr>
           <w:p>
@@ -12613,7 +12827,7 @@
         </w:tc>
         <w:tc>
           <w:tcPr>
-            <w:tcW w:w="1712" w:type="dxa"/>
+            <w:tcW w:w="1689" w:type="dxa"/>
             <w:vAlign w:val="top"/>
           </w:tcPr>
           <w:p>
@@ -12628,7 +12842,7 @@
         </w:tc>
         <w:tc>
           <w:tcPr>
-            <w:tcW w:w="2223" w:type="dxa"/>
+            <w:tcW w:w="2180" w:type="dxa"/>
             <w:vAlign w:val="top"/>
           </w:tcPr>
           <w:p>
@@ -12660,7 +12874,7 @@
         </w:trPr>
         <w:tc>
           <w:tcPr>
-            <w:tcW w:w="1515" w:type="dxa"/>
+            <w:tcW w:w="1499" w:type="dxa"/>
             <w:shd w:val="clear" w:color="auto" w:fill="F4F7FB"/>
             <w:vAlign w:val="top"/>
           </w:tcPr>
@@ -12676,7 +12890,7 @@
         </w:tc>
         <w:tc>
           <w:tcPr>
-            <w:tcW w:w="1606" w:type="dxa"/>
+            <w:tcW w:w="1704" w:type="dxa"/>
             <w:shd w:val="clear" w:color="auto" w:fill="F4F7FB"/>
             <w:vAlign w:val="top"/>
           </w:tcPr>
@@ -12692,7 +12906,7 @@
         </w:tc>
         <w:tc>
           <w:tcPr>
-            <w:tcW w:w="1971" w:type="dxa"/>
+            <w:tcW w:w="1955" w:type="dxa"/>
             <w:shd w:val="clear" w:color="auto" w:fill="F4F7FB"/>
             <w:vAlign w:val="top"/>
           </w:tcPr>
@@ -12708,7 +12922,7 @@
         </w:tc>
         <w:tc>
           <w:tcPr>
-            <w:tcW w:w="1712" w:type="dxa"/>
+            <w:tcW w:w="1689" w:type="dxa"/>
             <w:shd w:val="clear" w:color="auto" w:fill="F4F7FB"/>
             <w:vAlign w:val="top"/>
           </w:tcPr>
@@ -12724,7 +12938,7 @@
         </w:tc>
         <w:tc>
           <w:tcPr>
-            <w:tcW w:w="2223" w:type="dxa"/>
+            <w:tcW w:w="2180" w:type="dxa"/>
             <w:shd w:val="clear" w:color="auto" w:fill="F4F7FB"/>
             <w:vAlign w:val="top"/>
           </w:tcPr>
@@ -12745,7 +12959,7 @@
         </w:trPr>
         <w:tc>
           <w:tcPr>
-            <w:tcW w:w="1515" w:type="dxa"/>
+            <w:tcW w:w="1499" w:type="dxa"/>
             <w:vAlign w:val="top"/>
           </w:tcPr>
           <w:p>
@@ -12760,7 +12974,7 @@
         </w:tc>
         <w:tc>
           <w:tcPr>
-            <w:tcW w:w="1606" w:type="dxa"/>
+            <w:tcW w:w="1704" w:type="dxa"/>
             <w:vAlign w:val="top"/>
           </w:tcPr>
           <w:p>
@@ -12775,7 +12989,7 @@
         </w:tc>
         <w:tc>
           <w:tcPr>
-            <w:tcW w:w="1971" w:type="dxa"/>
+            <w:tcW w:w="1955" w:type="dxa"/>
             <w:vAlign w:val="top"/>
           </w:tcPr>
           <w:p>
@@ -12790,7 +13004,7 @@
         </w:tc>
         <w:tc>
           <w:tcPr>
-            <w:tcW w:w="1712" w:type="dxa"/>
+            <w:tcW w:w="1689" w:type="dxa"/>
             <w:vAlign w:val="top"/>
           </w:tcPr>
           <w:p>
@@ -12805,7 +13019,7 @@
         </w:tc>
         <w:tc>
           <w:tcPr>
-            <w:tcW w:w="2223" w:type="dxa"/>
+            <w:tcW w:w="2180" w:type="dxa"/>
             <w:vAlign w:val="top"/>
           </w:tcPr>
           <w:p>
@@ -12840,7 +13054,7 @@
         </w:trPr>
         <w:tc>
           <w:tcPr>
-            <w:tcW w:w="1515" w:type="dxa"/>
+            <w:tcW w:w="1499" w:type="dxa"/>
             <w:shd w:val="clear" w:color="auto" w:fill="F4F7FB"/>
             <w:vAlign w:val="top"/>
           </w:tcPr>
@@ -12856,7 +13070,7 @@
         </w:tc>
         <w:tc>
           <w:tcPr>
-            <w:tcW w:w="1606" w:type="dxa"/>
+            <w:tcW w:w="1704" w:type="dxa"/>
             <w:shd w:val="clear" w:color="auto" w:fill="F4F7FB"/>
             <w:vAlign w:val="top"/>
           </w:tcPr>
@@ -12872,7 +13086,7 @@
         </w:tc>
         <w:tc>
           <w:tcPr>
-            <w:tcW w:w="1971" w:type="dxa"/>
+            <w:tcW w:w="1955" w:type="dxa"/>
             <w:shd w:val="clear" w:color="auto" w:fill="F4F7FB"/>
             <w:vAlign w:val="top"/>
           </w:tcPr>
@@ -12888,7 +13102,7 @@
         </w:tc>
         <w:tc>
           <w:tcPr>
-            <w:tcW w:w="1712" w:type="dxa"/>
+            <w:tcW w:w="1689" w:type="dxa"/>
             <w:shd w:val="clear" w:color="auto" w:fill="F4F7FB"/>
             <w:vAlign w:val="top"/>
           </w:tcPr>
@@ -12904,7 +13118,7 @@
         </w:tc>
         <w:tc>
           <w:tcPr>
-            <w:tcW w:w="2223" w:type="dxa"/>
+            <w:tcW w:w="2180" w:type="dxa"/>
             <w:shd w:val="clear" w:color="auto" w:fill="F4F7FB"/>
             <w:vAlign w:val="top"/>
           </w:tcPr>
@@ -12925,7 +13139,7 @@
         </w:trPr>
         <w:tc>
           <w:tcPr>
-            <w:tcW w:w="1515" w:type="dxa"/>
+            <w:tcW w:w="1499" w:type="dxa"/>
             <w:vAlign w:val="top"/>
           </w:tcPr>
           <w:p>
@@ -12940,22 +13154,22 @@
         </w:tc>
         <w:tc>
           <w:tcPr>
-            <w:tcW w:w="1606" w:type="dxa"/>
-            <w:vAlign w:val="top"/>
-          </w:tcPr>
-          <w:p>
-            <w:pPr>
-              <w:pStyle w:val="TableText"/>
-              <w:jc w:val="left"/>
-            </w:pPr>
-            <w:r>
-              <w:t xml:space="preserve">Pays</w:t>
-            </w:r>
-          </w:p>
-        </w:tc>
-        <w:tc>
-          <w:tcPr>
-            <w:tcW w:w="1971" w:type="dxa"/>
+            <w:tcW w:w="1704" w:type="dxa"/>
+            <w:vAlign w:val="top"/>
+          </w:tcPr>
+          <w:p>
+            <w:pPr>
+              <w:pStyle w:val="TableText"/>
+              <w:jc w:val="left"/>
+            </w:pPr>
+            <w:r>
+              <w:t xml:space="preserve">Pays: quick renewal in three steps, or the full flow</w:t>
+            </w:r>
+          </w:p>
+        </w:tc>
+        <w:tc>
+          <w:tcPr>
+            <w:tcW w:w="1955" w:type="dxa"/>
             <w:vAlign w:val="top"/>
           </w:tcPr>
           <w:p>
@@ -12970,7 +13184,7 @@
         </w:tc>
         <w:tc>
           <w:tcPr>
-            <w:tcW w:w="1712" w:type="dxa"/>
+            <w:tcW w:w="1689" w:type="dxa"/>
             <w:vAlign w:val="top"/>
           </w:tcPr>
           <w:p>
@@ -12985,7 +13199,7 @@
         </w:tc>
         <w:tc>
           <w:tcPr>
-            <w:tcW w:w="2223" w:type="dxa"/>
+            <w:tcW w:w="2180" w:type="dxa"/>
             <w:vAlign w:val="top"/>
           </w:tcPr>
           <w:p>
@@ -13005,7 +13219,7 @@
         </w:trPr>
         <w:tc>
           <w:tcPr>
-            <w:tcW w:w="1515" w:type="dxa"/>
+            <w:tcW w:w="1499" w:type="dxa"/>
             <w:shd w:val="clear" w:color="auto" w:fill="F4F7FB"/>
             <w:vAlign w:val="top"/>
           </w:tcPr>
@@ -13021,7 +13235,7 @@
         </w:tc>
         <w:tc>
           <w:tcPr>
-            <w:tcW w:w="1606" w:type="dxa"/>
+            <w:tcW w:w="1704" w:type="dxa"/>
             <w:shd w:val="clear" w:color="auto" w:fill="F4F7FB"/>
             <w:vAlign w:val="top"/>
           </w:tcPr>
@@ -13037,7 +13251,7 @@
         </w:tc>
         <w:tc>
           <w:tcPr>
-            <w:tcW w:w="1971" w:type="dxa"/>
+            <w:tcW w:w="1955" w:type="dxa"/>
             <w:shd w:val="clear" w:color="auto" w:fill="F4F7FB"/>
             <w:vAlign w:val="top"/>
           </w:tcPr>
@@ -13053,7 +13267,7 @@
         </w:tc>
         <w:tc>
           <w:tcPr>
-            <w:tcW w:w="1712" w:type="dxa"/>
+            <w:tcW w:w="1689" w:type="dxa"/>
             <w:shd w:val="clear" w:color="auto" w:fill="F4F7FB"/>
             <w:vAlign w:val="top"/>
           </w:tcPr>
@@ -13069,7 +13283,7 @@
         </w:tc>
         <w:tc>
           <w:tcPr>
-            <w:tcW w:w="2223" w:type="dxa"/>
+            <w:tcW w:w="2180" w:type="dxa"/>
             <w:shd w:val="clear" w:color="auto" w:fill="F4F7FB"/>
             <w:vAlign w:val="top"/>
           </w:tcPr>
@@ -13089,11 +13303,11 @@
       <w:pPr>
         <w:pStyle w:val="Heading2"/>
       </w:pPr>
-      <w:bookmarkStart w:id="34" w:name="_Toc300000030"/>
+      <w:bookmarkStart w:id="35" w:name="_Toc300000031"/>
       <w:r>
         <w:t xml:space="preserve">New-vehicle onboarding through a showroom</w:t>
       </w:r>
-      <w:bookmarkEnd w:id="34"/>
+      <w:bookmarkEnd w:id="35"/>
     </w:p>
     <w:p>
       <w:pPr>
@@ -13117,7 +13331,7 @@
               <a:graphicData uri="http://schemas.openxmlformats.org/drawingml/2006/picture">
                 <pic:pic>
                   <pic:nvPicPr>
-                    <pic:cNvPr descr="/tmp/claude-0/-home-user-TASCO/19e5534d-12b5-5956-9b60-3e77efde0f49/scratchpad/gen/.cache/mermaid/cd1f2c182f0a8662.png" id="72" name="Picture"/>
+                    <pic:cNvPr descr="/home/user/TASCO/tools/docs-source/gen/.cache/mermaid/cd1f2c182f0a8662.png" id="73" name="Picture"/>
                     <pic:cNvPicPr>
                       <a:picLocks noChangeArrowheads="1" noChangeAspect="1"/>
                     </pic:cNvPicPr>
@@ -13172,7 +13386,7 @@
               <a:graphicData uri="http://schemas.openxmlformats.org/drawingml/2006/picture">
                 <pic:pic>
                   <pic:nvPicPr>
-                    <pic:cNvPr descr="/tmp/claude-0/-home-user-TASCO/19e5534d-12b5-5956-9b60-3e77efde0f49/scratchpad/gen/.cache/mermaid/a920f02fe7f6d52c.png" id="75" name="Picture"/>
+                    <pic:cNvPr descr="/home/user/TASCO/tools/docs-source/gen/.cache/mermaid/a920f02fe7f6d52c.png" id="76" name="Picture"/>
                     <pic:cNvPicPr>
                       <a:picLocks noChangeArrowheads="1" noChangeAspect="1"/>
                     </pic:cNvPicPr>
@@ -13681,7 +13895,7 @@
           <w:spacing w:val="0"/>
         </w:rPr>
       </w:pPr>
-      <w:bookmarkStart w:id="35" w:name="_Toc300000031"/>
+      <w:bookmarkStart w:id="36" w:name="_Toc300000032"/>
       <w:r>
         <w:rPr>
           <w:rStyle w:val="BookTitle"/>
@@ -13692,7 +13906,7 @@
         </w:rPr>
         <w:t xml:space="preserve">Pain points and design responses</w:t>
       </w:r>
-      <w:bookmarkEnd w:id="35"/>
+      <w:bookmarkEnd w:id="36"/>
     </w:p>
     <w:tbl>
       <w:tblPr>
@@ -13718,10 +13932,10 @@
       </w:tblPr>
       <w:tblGrid>
         <w:gridCol w:w="832"/>
-        <w:gridCol w:w="2353"/>
-        <w:gridCol w:w="1125"/>
-        <w:gridCol w:w="2903"/>
-        <w:gridCol w:w="1814"/>
+        <w:gridCol w:w="2490"/>
+        <w:gridCol w:w="1120"/>
+        <w:gridCol w:w="2792"/>
+        <w:gridCol w:w="1793"/>
       </w:tblGrid>
       <w:tr>
         <w:trPr>
@@ -13749,7 +13963,7 @@
         </w:tc>
         <w:tc>
           <w:tcPr>
-            <w:tcW w:w="2353" w:type="dxa"/>
+            <w:tcW w:w="2490" w:type="dxa"/>
             <w:shd w:val="clear" w:color="auto" w:fill="0F4761"/>
             <w:vAlign w:val="center"/>
           </w:tcPr>
@@ -13768,7 +13982,7 @@
         </w:tc>
         <w:tc>
           <w:tcPr>
-            <w:tcW w:w="1125" w:type="dxa"/>
+            <w:tcW w:w="1120" w:type="dxa"/>
             <w:shd w:val="clear" w:color="auto" w:fill="0F4761"/>
             <w:vAlign w:val="center"/>
           </w:tcPr>
@@ -13787,7 +14001,7 @@
         </w:tc>
         <w:tc>
           <w:tcPr>
-            <w:tcW w:w="2903" w:type="dxa"/>
+            <w:tcW w:w="2792" w:type="dxa"/>
             <w:shd w:val="clear" w:color="auto" w:fill="0F4761"/>
             <w:vAlign w:val="center"/>
           </w:tcPr>
@@ -13806,7 +14020,7 @@
         </w:tc>
         <w:tc>
           <w:tcPr>
-            <w:tcW w:w="1814" w:type="dxa"/>
+            <w:tcW w:w="1793" w:type="dxa"/>
             <w:shd w:val="clear" w:color="auto" w:fill="0F4761"/>
             <w:vAlign w:val="center"/>
           </w:tcPr>
@@ -13846,7 +14060,7 @@
         </w:tc>
         <w:tc>
           <w:tcPr>
-            <w:tcW w:w="2353" w:type="dxa"/>
+            <w:tcW w:w="2490" w:type="dxa"/>
             <w:vAlign w:val="top"/>
           </w:tcPr>
           <w:p>
@@ -13867,7 +14081,7 @@
         </w:tc>
         <w:tc>
           <w:tcPr>
-            <w:tcW w:w="1125" w:type="dxa"/>
+            <w:tcW w:w="1120" w:type="dxa"/>
             <w:vAlign w:val="top"/>
           </w:tcPr>
           <w:p>
@@ -13882,7 +14096,7 @@
         </w:tc>
         <w:tc>
           <w:tcPr>
-            <w:tcW w:w="2903" w:type="dxa"/>
+            <w:tcW w:w="2792" w:type="dxa"/>
             <w:vAlign w:val="top"/>
           </w:tcPr>
           <w:p>
@@ -13897,7 +14111,7 @@
         </w:tc>
         <w:tc>
           <w:tcPr>
-            <w:tcW w:w="1814" w:type="dxa"/>
+            <w:tcW w:w="1793" w:type="dxa"/>
             <w:vAlign w:val="top"/>
           </w:tcPr>
           <w:p>
@@ -13934,7 +14148,7 @@
         </w:tc>
         <w:tc>
           <w:tcPr>
-            <w:tcW w:w="2353" w:type="dxa"/>
+            <w:tcW w:w="2490" w:type="dxa"/>
             <w:shd w:val="clear" w:color="auto" w:fill="F4F7FB"/>
             <w:vAlign w:val="top"/>
           </w:tcPr>
@@ -13956,7 +14170,7 @@
         </w:tc>
         <w:tc>
           <w:tcPr>
-            <w:tcW w:w="1125" w:type="dxa"/>
+            <w:tcW w:w="1120" w:type="dxa"/>
             <w:shd w:val="clear" w:color="auto" w:fill="F4F7FB"/>
             <w:vAlign w:val="top"/>
           </w:tcPr>
@@ -13972,7 +14186,7 @@
         </w:tc>
         <w:tc>
           <w:tcPr>
-            <w:tcW w:w="2903" w:type="dxa"/>
+            <w:tcW w:w="2792" w:type="dxa"/>
             <w:shd w:val="clear" w:color="auto" w:fill="F4F7FB"/>
             <w:vAlign w:val="top"/>
           </w:tcPr>
@@ -13988,7 +14202,7 @@
         </w:tc>
         <w:tc>
           <w:tcPr>
-            <w:tcW w:w="1814" w:type="dxa"/>
+            <w:tcW w:w="1793" w:type="dxa"/>
             <w:shd w:val="clear" w:color="auto" w:fill="F4F7FB"/>
             <w:vAlign w:val="top"/>
           </w:tcPr>
@@ -14025,7 +14239,7 @@
         </w:tc>
         <w:tc>
           <w:tcPr>
-            <w:tcW w:w="2353" w:type="dxa"/>
+            <w:tcW w:w="2490" w:type="dxa"/>
             <w:vAlign w:val="top"/>
           </w:tcPr>
           <w:p>
@@ -14046,7 +14260,7 @@
         </w:tc>
         <w:tc>
           <w:tcPr>
-            <w:tcW w:w="1125" w:type="dxa"/>
+            <w:tcW w:w="1120" w:type="dxa"/>
             <w:vAlign w:val="top"/>
           </w:tcPr>
           <w:p>
@@ -14061,7 +14275,7 @@
         </w:tc>
         <w:tc>
           <w:tcPr>
-            <w:tcW w:w="2903" w:type="dxa"/>
+            <w:tcW w:w="2792" w:type="dxa"/>
             <w:vAlign w:val="top"/>
           </w:tcPr>
           <w:p>
@@ -14076,7 +14290,7 @@
         </w:tc>
         <w:tc>
           <w:tcPr>
-            <w:tcW w:w="1814" w:type="dxa"/>
+            <w:tcW w:w="1793" w:type="dxa"/>
             <w:vAlign w:val="top"/>
           </w:tcPr>
           <w:p>
@@ -14113,7 +14327,7 @@
         </w:tc>
         <w:tc>
           <w:tcPr>
-            <w:tcW w:w="2353" w:type="dxa"/>
+            <w:tcW w:w="2490" w:type="dxa"/>
             <w:shd w:val="clear" w:color="auto" w:fill="F4F7FB"/>
             <w:vAlign w:val="top"/>
           </w:tcPr>
@@ -14135,7 +14349,7 @@
         </w:tc>
         <w:tc>
           <w:tcPr>
-            <w:tcW w:w="1125" w:type="dxa"/>
+            <w:tcW w:w="1120" w:type="dxa"/>
             <w:shd w:val="clear" w:color="auto" w:fill="F4F7FB"/>
             <w:vAlign w:val="top"/>
           </w:tcPr>
@@ -14151,7 +14365,7 @@
         </w:tc>
         <w:tc>
           <w:tcPr>
-            <w:tcW w:w="2903" w:type="dxa"/>
+            <w:tcW w:w="2792" w:type="dxa"/>
             <w:shd w:val="clear" w:color="auto" w:fill="F4F7FB"/>
             <w:vAlign w:val="top"/>
           </w:tcPr>
@@ -14167,7 +14381,7 @@
         </w:tc>
         <w:tc>
           <w:tcPr>
-            <w:tcW w:w="1814" w:type="dxa"/>
+            <w:tcW w:w="1793" w:type="dxa"/>
             <w:shd w:val="clear" w:color="auto" w:fill="F4F7FB"/>
             <w:vAlign w:val="top"/>
           </w:tcPr>
@@ -14204,7 +14418,7 @@
         </w:tc>
         <w:tc>
           <w:tcPr>
-            <w:tcW w:w="2353" w:type="dxa"/>
+            <w:tcW w:w="2490" w:type="dxa"/>
             <w:vAlign w:val="top"/>
           </w:tcPr>
           <w:p>
@@ -14225,7 +14439,7 @@
         </w:tc>
         <w:tc>
           <w:tcPr>
-            <w:tcW w:w="1125" w:type="dxa"/>
+            <w:tcW w:w="1120" w:type="dxa"/>
             <w:noWrap/>
             <w:vAlign w:val="top"/>
           </w:tcPr>
@@ -14241,7 +14455,7 @@
         </w:tc>
         <w:tc>
           <w:tcPr>
-            <w:tcW w:w="2903" w:type="dxa"/>
+            <w:tcW w:w="2792" w:type="dxa"/>
             <w:vAlign w:val="top"/>
           </w:tcPr>
           <w:p>
@@ -14256,7 +14470,7 @@
         </w:tc>
         <w:tc>
           <w:tcPr>
-            <w:tcW w:w="1814" w:type="dxa"/>
+            <w:tcW w:w="1793" w:type="dxa"/>
             <w:noWrap/>
             <w:vAlign w:val="top"/>
           </w:tcPr>
@@ -14294,7 +14508,7 @@
         </w:tc>
         <w:tc>
           <w:tcPr>
-            <w:tcW w:w="2353" w:type="dxa"/>
+            <w:tcW w:w="2490" w:type="dxa"/>
             <w:shd w:val="clear" w:color="auto" w:fill="F4F7FB"/>
             <w:vAlign w:val="top"/>
           </w:tcPr>
@@ -14316,7 +14530,7 @@
         </w:tc>
         <w:tc>
           <w:tcPr>
-            <w:tcW w:w="1125" w:type="dxa"/>
+            <w:tcW w:w="1120" w:type="dxa"/>
             <w:shd w:val="clear" w:color="auto" w:fill="F4F7FB"/>
             <w:vAlign w:val="top"/>
           </w:tcPr>
@@ -14332,7 +14546,7 @@
         </w:tc>
         <w:tc>
           <w:tcPr>
-            <w:tcW w:w="2903" w:type="dxa"/>
+            <w:tcW w:w="2792" w:type="dxa"/>
             <w:shd w:val="clear" w:color="auto" w:fill="F4F7FB"/>
             <w:vAlign w:val="top"/>
           </w:tcPr>
@@ -14348,7 +14562,7 @@
         </w:tc>
         <w:tc>
           <w:tcPr>
-            <w:tcW w:w="1814" w:type="dxa"/>
+            <w:tcW w:w="1793" w:type="dxa"/>
             <w:shd w:val="clear" w:color="auto" w:fill="F4F7FB"/>
             <w:vAlign w:val="top"/>
           </w:tcPr>
@@ -14385,7 +14599,7 @@
         </w:tc>
         <w:tc>
           <w:tcPr>
-            <w:tcW w:w="2353" w:type="dxa"/>
+            <w:tcW w:w="2490" w:type="dxa"/>
             <w:vAlign w:val="top"/>
           </w:tcPr>
           <w:p>
@@ -14406,7 +14620,7 @@
         </w:tc>
         <w:tc>
           <w:tcPr>
-            <w:tcW w:w="1125" w:type="dxa"/>
+            <w:tcW w:w="1120" w:type="dxa"/>
             <w:vAlign w:val="top"/>
           </w:tcPr>
           <w:p>
@@ -14421,7 +14635,7 @@
         </w:tc>
         <w:tc>
           <w:tcPr>
-            <w:tcW w:w="2903" w:type="dxa"/>
+            <w:tcW w:w="2792" w:type="dxa"/>
             <w:vAlign w:val="top"/>
           </w:tcPr>
           <w:p>
@@ -14436,7 +14650,7 @@
         </w:tc>
         <w:tc>
           <w:tcPr>
-            <w:tcW w:w="1814" w:type="dxa"/>
+            <w:tcW w:w="1793" w:type="dxa"/>
             <w:vAlign w:val="top"/>
           </w:tcPr>
           <w:p>
@@ -14473,7 +14687,7 @@
         </w:tc>
         <w:tc>
           <w:tcPr>
-            <w:tcW w:w="2353" w:type="dxa"/>
+            <w:tcW w:w="2490" w:type="dxa"/>
             <w:shd w:val="clear" w:color="auto" w:fill="F4F7FB"/>
             <w:vAlign w:val="top"/>
           </w:tcPr>
@@ -14495,7 +14709,7 @@
         </w:tc>
         <w:tc>
           <w:tcPr>
-            <w:tcW w:w="1125" w:type="dxa"/>
+            <w:tcW w:w="1120" w:type="dxa"/>
             <w:shd w:val="clear" w:color="auto" w:fill="F4F7FB"/>
             <w:noWrap/>
             <w:vAlign w:val="top"/>
@@ -14512,7 +14726,7 @@
         </w:tc>
         <w:tc>
           <w:tcPr>
-            <w:tcW w:w="2903" w:type="dxa"/>
+            <w:tcW w:w="2792" w:type="dxa"/>
             <w:shd w:val="clear" w:color="auto" w:fill="F4F7FB"/>
             <w:vAlign w:val="top"/>
           </w:tcPr>
@@ -14528,7 +14742,7 @@
         </w:tc>
         <w:tc>
           <w:tcPr>
-            <w:tcW w:w="1814" w:type="dxa"/>
+            <w:tcW w:w="1793" w:type="dxa"/>
             <w:shd w:val="clear" w:color="auto" w:fill="F4F7FB"/>
             <w:noWrap/>
             <w:vAlign w:val="top"/>
@@ -14566,7 +14780,7 @@
         </w:tc>
         <w:tc>
           <w:tcPr>
-            <w:tcW w:w="2353" w:type="dxa"/>
+            <w:tcW w:w="2490" w:type="dxa"/>
             <w:vAlign w:val="top"/>
           </w:tcPr>
           <w:p>
@@ -14593,7 +14807,7 @@
         </w:tc>
         <w:tc>
           <w:tcPr>
-            <w:tcW w:w="1125" w:type="dxa"/>
+            <w:tcW w:w="1120" w:type="dxa"/>
             <w:noWrap/>
             <w:vAlign w:val="top"/>
           </w:tcPr>
@@ -14609,7 +14823,7 @@
         </w:tc>
         <w:tc>
           <w:tcPr>
-            <w:tcW w:w="2903" w:type="dxa"/>
+            <w:tcW w:w="2792" w:type="dxa"/>
             <w:vAlign w:val="top"/>
           </w:tcPr>
           <w:p>
@@ -14624,7 +14838,7 @@
         </w:tc>
         <w:tc>
           <w:tcPr>
-            <w:tcW w:w="1814" w:type="dxa"/>
+            <w:tcW w:w="1793" w:type="dxa"/>
             <w:vAlign w:val="top"/>
           </w:tcPr>
           <w:p>
@@ -14661,7 +14875,7 @@
         </w:tc>
         <w:tc>
           <w:tcPr>
-            <w:tcW w:w="2353" w:type="dxa"/>
+            <w:tcW w:w="2490" w:type="dxa"/>
             <w:shd w:val="clear" w:color="auto" w:fill="F4F7FB"/>
             <w:vAlign w:val="top"/>
           </w:tcPr>
@@ -14689,7 +14903,7 @@
         </w:tc>
         <w:tc>
           <w:tcPr>
-            <w:tcW w:w="1125" w:type="dxa"/>
+            <w:tcW w:w="1120" w:type="dxa"/>
             <w:shd w:val="clear" w:color="auto" w:fill="F4F7FB"/>
             <w:noWrap/>
             <w:vAlign w:val="top"/>
@@ -14706,7 +14920,7 @@
         </w:tc>
         <w:tc>
           <w:tcPr>
-            <w:tcW w:w="2903" w:type="dxa"/>
+            <w:tcW w:w="2792" w:type="dxa"/>
             <w:shd w:val="clear" w:color="auto" w:fill="F4F7FB"/>
             <w:vAlign w:val="top"/>
           </w:tcPr>
@@ -14722,7 +14936,7 @@
         </w:tc>
         <w:tc>
           <w:tcPr>
-            <w:tcW w:w="1814" w:type="dxa"/>
+            <w:tcW w:w="1793" w:type="dxa"/>
             <w:shd w:val="clear" w:color="auto" w:fill="F4F7FB"/>
             <w:vAlign w:val="top"/>
           </w:tcPr>
@@ -14759,7 +14973,7 @@
         </w:tc>
         <w:tc>
           <w:tcPr>
-            <w:tcW w:w="2353" w:type="dxa"/>
+            <w:tcW w:w="2490" w:type="dxa"/>
             <w:vAlign w:val="top"/>
           </w:tcPr>
           <w:p>
@@ -14786,7 +15000,7 @@
         </w:tc>
         <w:tc>
           <w:tcPr>
-            <w:tcW w:w="1125" w:type="dxa"/>
+            <w:tcW w:w="1120" w:type="dxa"/>
             <w:noWrap/>
             <w:vAlign w:val="top"/>
           </w:tcPr>
@@ -14802,7 +15016,7 @@
         </w:tc>
         <w:tc>
           <w:tcPr>
-            <w:tcW w:w="2903" w:type="dxa"/>
+            <w:tcW w:w="2792" w:type="dxa"/>
             <w:vAlign w:val="top"/>
           </w:tcPr>
           <w:p>
@@ -14817,7 +15031,7 @@
         </w:tc>
         <w:tc>
           <w:tcPr>
-            <w:tcW w:w="1814" w:type="dxa"/>
+            <w:tcW w:w="1793" w:type="dxa"/>
             <w:vAlign w:val="top"/>
           </w:tcPr>
           <w:p>
@@ -14854,7 +15068,7 @@
         </w:tc>
         <w:tc>
           <w:tcPr>
-            <w:tcW w:w="2353" w:type="dxa"/>
+            <w:tcW w:w="2490" w:type="dxa"/>
             <w:shd w:val="clear" w:color="auto" w:fill="F4F7FB"/>
             <w:vAlign w:val="top"/>
           </w:tcPr>
@@ -14882,7 +15096,7 @@
         </w:tc>
         <w:tc>
           <w:tcPr>
-            <w:tcW w:w="1125" w:type="dxa"/>
+            <w:tcW w:w="1120" w:type="dxa"/>
             <w:shd w:val="clear" w:color="auto" w:fill="F4F7FB"/>
             <w:noWrap/>
             <w:vAlign w:val="top"/>
@@ -14899,7 +15113,7 @@
         </w:tc>
         <w:tc>
           <w:tcPr>
-            <w:tcW w:w="2903" w:type="dxa"/>
+            <w:tcW w:w="2792" w:type="dxa"/>
             <w:shd w:val="clear" w:color="auto" w:fill="F4F7FB"/>
             <w:vAlign w:val="top"/>
           </w:tcPr>
@@ -14915,7 +15129,7 @@
         </w:tc>
         <w:tc>
           <w:tcPr>
-            <w:tcW w:w="1814" w:type="dxa"/>
+            <w:tcW w:w="1793" w:type="dxa"/>
             <w:shd w:val="clear" w:color="auto" w:fill="F4F7FB"/>
             <w:vAlign w:val="top"/>
           </w:tcPr>
@@ -14952,7 +15166,7 @@
         </w:tc>
         <w:tc>
           <w:tcPr>
-            <w:tcW w:w="2353" w:type="dxa"/>
+            <w:tcW w:w="2490" w:type="dxa"/>
             <w:vAlign w:val="top"/>
           </w:tcPr>
           <w:p>
@@ -14979,7 +15193,7 @@
         </w:tc>
         <w:tc>
           <w:tcPr>
-            <w:tcW w:w="1125" w:type="dxa"/>
+            <w:tcW w:w="1120" w:type="dxa"/>
             <w:vAlign w:val="top"/>
           </w:tcPr>
           <w:p>
@@ -14994,7 +15208,7 @@
         </w:tc>
         <w:tc>
           <w:tcPr>
-            <w:tcW w:w="2903" w:type="dxa"/>
+            <w:tcW w:w="2792" w:type="dxa"/>
             <w:vAlign w:val="top"/>
           </w:tcPr>
           <w:p>
@@ -15009,7 +15223,7 @@
         </w:tc>
         <w:tc>
           <w:tcPr>
-            <w:tcW w:w="1814" w:type="dxa"/>
+            <w:tcW w:w="1793" w:type="dxa"/>
             <w:vAlign w:val="top"/>
           </w:tcPr>
           <w:p>
@@ -15046,7 +15260,7 @@
         </w:tc>
         <w:tc>
           <w:tcPr>
-            <w:tcW w:w="2353" w:type="dxa"/>
+            <w:tcW w:w="2490" w:type="dxa"/>
             <w:shd w:val="clear" w:color="auto" w:fill="F4F7FB"/>
             <w:vAlign w:val="top"/>
           </w:tcPr>
@@ -15074,7 +15288,7 @@
         </w:tc>
         <w:tc>
           <w:tcPr>
-            <w:tcW w:w="1125" w:type="dxa"/>
+            <w:tcW w:w="1120" w:type="dxa"/>
             <w:shd w:val="clear" w:color="auto" w:fill="F4F7FB"/>
             <w:vAlign w:val="top"/>
           </w:tcPr>
@@ -15090,7 +15304,7 @@
         </w:tc>
         <w:tc>
           <w:tcPr>
-            <w:tcW w:w="2903" w:type="dxa"/>
+            <w:tcW w:w="2792" w:type="dxa"/>
             <w:shd w:val="clear" w:color="auto" w:fill="F4F7FB"/>
             <w:vAlign w:val="top"/>
           </w:tcPr>
@@ -15106,7 +15320,7 @@
         </w:tc>
         <w:tc>
           <w:tcPr>
-            <w:tcW w:w="1814" w:type="dxa"/>
+            <w:tcW w:w="1793" w:type="dxa"/>
             <w:shd w:val="clear" w:color="auto" w:fill="F4F7FB"/>
             <w:vAlign w:val="top"/>
           </w:tcPr>
@@ -15117,6 +15331,101 @@
             </w:pPr>
             <w:r>
               <w:t xml:space="preserve">FR-071, FR-072</w:t>
+            </w:r>
+          </w:p>
+        </w:tc>
+      </w:tr>
+      <w:tr>
+        <w:trPr>
+          <w:cantSplit/>
+        </w:trPr>
+        <w:tc>
+          <w:tcPr>
+            <w:tcW w:w="832" w:type="dxa"/>
+            <w:noWrap/>
+            <w:vAlign w:val="top"/>
+          </w:tcPr>
+          <w:p>
+            <w:pPr>
+              <w:pStyle w:val="TableText"/>
+              <w:jc w:val="left"/>
+            </w:pPr>
+            <w:r>
+              <w:t xml:space="preserve">PP-15</w:t>
+            </w:r>
+          </w:p>
+        </w:tc>
+        <w:tc>
+          <w:tcPr>
+            <w:tcW w:w="2490" w:type="dxa"/>
+            <w:vAlign w:val="top"/>
+          </w:tcPr>
+          <w:p>
+            <w:pPr>
+              <w:pStyle w:val="TableText"/>
+              <w:jc w:val="left"/>
+            </w:pPr>
+            <w:r>
+              <w:t xml:space="preserve">Compliance:</w:t>
+            </w:r>
+            <w:r>
+              <w:t xml:space="preserve"> </w:t>
+            </w:r>
+            <w:r>
+              <w:t xml:space="preserve">“</w:t>
+            </w:r>
+            <w:r>
+              <w:t xml:space="preserve">Data requests arrive by phone, email and letter, and I can’t show we answered each one in time.</w:t>
+            </w:r>
+            <w:r>
+              <w:t xml:space="preserve">”</w:t>
+            </w:r>
+          </w:p>
+        </w:tc>
+        <w:tc>
+          <w:tcPr>
+            <w:tcW w:w="1120" w:type="dxa"/>
+            <w:noWrap/>
+            <w:vAlign w:val="top"/>
+          </w:tcPr>
+          <w:p>
+            <w:pPr>
+              <w:pStyle w:val="TableText"/>
+              <w:jc w:val="left"/>
+            </w:pPr>
+            <w:r>
+              <w:t xml:space="preserve">PS-05</w:t>
+            </w:r>
+          </w:p>
+        </w:tc>
+        <w:tc>
+          <w:tcPr>
+            <w:tcW w:w="2792" w:type="dxa"/>
+            <w:vAlign w:val="top"/>
+          </w:tcPr>
+          <w:p>
+            <w:pPr>
+              <w:pStyle w:val="TableText"/>
+              <w:jc w:val="left"/>
+            </w:pPr>
+            <w:r>
+              <w:t xml:space="preserve">One register of data requests with due times, identity checks and a timeline for each</w:t>
+            </w:r>
+          </w:p>
+        </w:tc>
+        <w:tc>
+          <w:tcPr>
+            <w:tcW w:w="1793" w:type="dxa"/>
+            <w:noWrap/>
+            <w:vAlign w:val="top"/>
+          </w:tcPr>
+          <w:p>
+            <w:pPr>
+              <w:pStyle w:val="TableText"/>
+              <w:jc w:val="left"/>
+            </w:pPr>
+            <w:r>
+              <w:t xml:space="preserve">FR-118</w:t>
             </w:r>
           </w:p>
         </w:tc>
@@ -15143,7 +15452,7 @@
           <w:spacing w:val="0"/>
         </w:rPr>
       </w:pPr>
-      <w:bookmarkStart w:id="36" w:name="_Toc300000032"/>
+      <w:bookmarkStart w:id="37" w:name="_Toc300000033"/>
       <w:r>
         <w:rPr>
           <w:rStyle w:val="BookTitle"/>
@@ -15154,7 +15463,7 @@
         </w:rPr>
         <w:t xml:space="preserve">Moments of truth</w:t>
       </w:r>
-      <w:bookmarkEnd w:id="36"/>
+      <w:bookmarkEnd w:id="37"/>
     </w:p>
     <w:tbl>
       <w:tblPr>
@@ -16253,7 +16562,7 @@
           <w:spacing w:val="0"/>
         </w:rPr>
       </w:pPr>
-      <w:bookmarkStart w:id="37" w:name="_Toc300000033"/>
+      <w:bookmarkStart w:id="38" w:name="_Toc300000034"/>
       <w:r>
         <w:rPr>
           <w:rStyle w:val="BookTitle"/>
@@ -16264,7 +16573,7 @@
         </w:rPr>
         <w:t xml:space="preserve">Sign-Off</w:t>
       </w:r>
-      <w:bookmarkEnd w:id="37"/>
+      <w:bookmarkEnd w:id="38"/>
     </w:p>
     <w:tbl>
       <w:tblPr>
